--- a/curriculo/cv.docx
+++ b/curriculo/cv.docx
@@ -30,7 +30,7 @@
           <w:sz w:val="22"/>
           <w:szCs w:val="22"/>
         </w:rPr>
-        <w:t xml:space="preserve">Desenvolvedor Full-Stack | React, TypeScript e Node.js</w:t>
+        <w:t xml:space="preserve">Desenvolvedor Full Stack | React, Angular, Node.js e Java</w:t>
       </w:r>
     </w:p>
     <w:p>
@@ -41,11 +41,22 @@
       <w:r>
         <w:rPr>
           <w:rFonts w:ascii="Arial" w:cs="Arial" w:eastAsia="Arial" w:hAnsi="Arial"/>
-          <w:sz w:val="18"/>
-          <w:szCs w:val="18"/>
-        </w:rPr>
-        <w:t xml:space="preserve">Caratinga, MG  |  +55 33 99853-1528  |  jonasmessias30@gmail.com</w:t>
-      </w:r>
+          <w:sz w:val="20"/>
+          <w:szCs w:val="20"/>
+        </w:rPr>
+        <w:t xml:space="preserve">Caratinga, MG  |  +55 33 99853-1528  |  </w:t>
+      </w:r>
+      <w:hyperlink w:history="1" r:id="rIdbuwmlvnhx8nkcwptvdm_a">
+        <w:r>
+          <w:rPr>
+            <w:rFonts w:ascii="Arial" w:cs="Arial" w:eastAsia="Arial" w:hAnsi="Arial"/>
+            <w:color w:val="000000"/>
+            <w:sz w:val="20"/>
+            <w:szCs w:val="20"/>
+          </w:rPr>
+          <w:t xml:space="preserve">jonasmessias30@gmail.com</w:t>
+        </w:r>
+      </w:hyperlink>
     </w:p>
     <w:p>
       <w:pPr>
@@ -55,11 +66,60 @@
       <w:r>
         <w:rPr>
           <w:rFonts w:ascii="Arial" w:cs="Arial" w:eastAsia="Arial" w:hAnsi="Arial"/>
-          <w:sz w:val="18"/>
-          <w:szCs w:val="18"/>
-        </w:rPr>
-        <w:t xml:space="preserve">Portfolio: jonasdev.vercel.app/pt  |  LinkedIn: linkedin.com/in/jonasmessias  |  GitHub: github.com/jonasmessias</w:t>
-      </w:r>
+          <w:sz w:val="20"/>
+          <w:szCs w:val="20"/>
+        </w:rPr>
+        <w:t xml:space="preserve">Portfólio: </w:t>
+      </w:r>
+      <w:hyperlink w:history="1" r:id="rIdwzdlpfy-nylq9uxuizkj7">
+        <w:r>
+          <w:rPr>
+            <w:rFonts w:ascii="Arial" w:cs="Arial" w:eastAsia="Arial" w:hAnsi="Arial"/>
+            <w:color w:val="000000"/>
+            <w:sz w:val="20"/>
+            <w:szCs w:val="20"/>
+          </w:rPr>
+          <w:t xml:space="preserve">jonasmessias.dev.br/pt</w:t>
+        </w:r>
+      </w:hyperlink>
+      <w:r>
+        <w:rPr>
+          <w:rFonts w:ascii="Arial" w:cs="Arial" w:eastAsia="Arial" w:hAnsi="Arial"/>
+          <w:sz w:val="20"/>
+          <w:szCs w:val="20"/>
+        </w:rPr>
+        <w:t xml:space="preserve">  |  LinkedIn: </w:t>
+      </w:r>
+      <w:hyperlink w:history="1" r:id="rIdsvwxxije2gpn9lwyydak_">
+        <w:r>
+          <w:rPr>
+            <w:rFonts w:ascii="Arial" w:cs="Arial" w:eastAsia="Arial" w:hAnsi="Arial"/>
+            <w:color w:val="000000"/>
+            <w:sz w:val="20"/>
+            <w:szCs w:val="20"/>
+          </w:rPr>
+          <w:t xml:space="preserve">linkedin.com/in/jonasmessias</w:t>
+        </w:r>
+      </w:hyperlink>
+      <w:r>
+        <w:rPr>
+          <w:rFonts w:ascii="Arial" w:cs="Arial" w:eastAsia="Arial" w:hAnsi="Arial"/>
+          <w:sz w:val="20"/>
+          <w:szCs w:val="20"/>
+        </w:rPr>
+        <w:t xml:space="preserve">  |  GitHub: </w:t>
+      </w:r>
+      <w:hyperlink w:history="1" r:id="rIdob13jguryxsccs1z5-io_">
+        <w:r>
+          <w:rPr>
+            <w:rFonts w:ascii="Arial" w:cs="Arial" w:eastAsia="Arial" w:hAnsi="Arial"/>
+            <w:color w:val="000000"/>
+            <w:sz w:val="20"/>
+            <w:szCs w:val="20"/>
+          </w:rPr>
+          <w:t xml:space="preserve">github.com/jonasmessias</w:t>
+        </w:r>
+      </w:hyperlink>
     </w:p>
     <w:p>
       <w:pPr>
@@ -78,7 +138,7 @@
           <w:sz w:val="24"/>
           <w:szCs w:val="24"/>
         </w:rPr>
-        <w:t xml:space="preserve">RESUMO PROFISSIONAL</w:t>
+        <w:t xml:space="preserve">RESUMO</w:t>
       </w:r>
     </w:p>
     <w:p>
@@ -91,7 +151,7 @@
           <w:sz w:val="20"/>
           <w:szCs w:val="20"/>
         </w:rPr>
-        <w:t xml:space="preserve">Desenvolvedor Full-Stack com mais de 4 anos entregando software de ponta a ponta, do levantamento de requisitos com o cliente ao deploy e à operação em produção. Hoje mantenho um ecossistema EdTech que construí como único desenvolvedor: uma API REST em NestJS com Clean Architecture em 5 camadas e 3 aplicações React 19 sobre ela, com Design System próprio, checkout multi-gateway e processamento assíncrono em filas. Trabalho com TypeScript nas duas pontas, testes automatizados com cobertura exigida em cada Pull Request, e CI/CD em GitHub Actions com Docker. Comecei em 2022 entregando sites institucionais em WordPress e PHP, passei por uma software house onde desenvolvi dois projetos sozinho, e atendo clientes como autônomo desde 2023.</w:t>
+        <w:t xml:space="preserve">Desenvolvedor full stack que entrega produto de ponta a ponta, do banco de dados à interface e do requisito ao deploy. Trabalho com React, Angular, Node.js e Java, e uso IA no dia a dia para entregar mais rápido e com qualidade.</w:t>
       </w:r>
     </w:p>
     <w:p>
@@ -126,15 +186,15 @@
           <w:sz w:val="20"/>
           <w:szCs w:val="20"/>
         </w:rPr>
-        <w:t xml:space="preserve">Stack React: </w:t>
-      </w:r>
-      <w:r>
-        <w:rPr>
-          <w:rFonts w:ascii="Arial" w:cs="Arial" w:eastAsia="Arial" w:hAnsi="Arial"/>
-          <w:sz w:val="20"/>
-          <w:szCs w:val="20"/>
-        </w:rPr>
-        <w:t xml:space="preserve">React.js 18/19, Hooks, Context API, React Router, useReducer, componentização, composição e reuso</w:t>
+        <w:t xml:space="preserve">Linguagens: </w:t>
+      </w:r>
+      <w:r>
+        <w:rPr>
+          <w:rFonts w:ascii="Arial" w:cs="Arial" w:eastAsia="Arial" w:hAnsi="Arial"/>
+          <w:sz w:val="20"/>
+          <w:szCs w:val="20"/>
+        </w:rPr>
+        <w:t xml:space="preserve">TypeScript, JavaScript, Java</w:t>
       </w:r>
     </w:p>
     <w:p>
@@ -149,15 +209,15 @@
           <w:sz w:val="20"/>
           <w:szCs w:val="20"/>
         </w:rPr>
-        <w:t xml:space="preserve">Linguagens: </w:t>
-      </w:r>
-      <w:r>
-        <w:rPr>
-          <w:rFonts w:ascii="Arial" w:cs="Arial" w:eastAsia="Arial" w:hAnsi="Arial"/>
-          <w:sz w:val="20"/>
-          <w:szCs w:val="20"/>
-        </w:rPr>
-        <w:t xml:space="preserve">TypeScript, JavaScript (ES6+)</w:t>
+        <w:t xml:space="preserve">Front-end: </w:t>
+      </w:r>
+      <w:r>
+        <w:rPr>
+          <w:rFonts w:ascii="Arial" w:cs="Arial" w:eastAsia="Arial" w:hAnsi="Arial"/>
+          <w:sz w:val="20"/>
+          <w:szCs w:val="20"/>
+        </w:rPr>
+        <w:t xml:space="preserve">React.js, Next.js, Angular, RxJS, NgRx</w:t>
       </w:r>
     </w:p>
     <w:p>
@@ -172,15 +232,15 @@
           <w:sz w:val="20"/>
           <w:szCs w:val="20"/>
         </w:rPr>
-        <w:t xml:space="preserve">Frameworks e Build: </w:t>
-      </w:r>
-      <w:r>
-        <w:rPr>
-          <w:rFonts w:ascii="Arial" w:cs="Arial" w:eastAsia="Arial" w:hAnsi="Arial"/>
-          <w:sz w:val="20"/>
-          <w:szCs w:val="20"/>
-        </w:rPr>
-        <w:t xml:space="preserve">Next.js (App Router), Vite, Webpack, Module Federation</w:t>
+        <w:t xml:space="preserve">Back-end: </w:t>
+      </w:r>
+      <w:r>
+        <w:rPr>
+          <w:rFonts w:ascii="Arial" w:cs="Arial" w:eastAsia="Arial" w:hAnsi="Arial"/>
+          <w:sz w:val="20"/>
+          <w:szCs w:val="20"/>
+        </w:rPr>
+        <w:t xml:space="preserve">Node.js, NestJS, APIs REST, Spring Boot, Spring Data JPA, Bean Validation</w:t>
       </w:r>
     </w:p>
     <w:p>
@@ -195,15 +255,15 @@
           <w:sz w:val="20"/>
           <w:szCs w:val="20"/>
         </w:rPr>
-        <w:t xml:space="preserve">Estado e Dados: </w:t>
-      </w:r>
-      <w:r>
-        <w:rPr>
-          <w:rFonts w:ascii="Arial" w:cs="Arial" w:eastAsia="Arial" w:hAnsi="Arial"/>
-          <w:sz w:val="20"/>
-          <w:szCs w:val="20"/>
-        </w:rPr>
-        <w:t xml:space="preserve">Zustand, TanStack Query (React Query), Redux, TanStack Table, React Hook Form, Zod</w:t>
+        <w:t xml:space="preserve">Arquitetura: </w:t>
+      </w:r>
+      <w:r>
+        <w:rPr>
+          <w:rFonts w:ascii="Arial" w:cs="Arial" w:eastAsia="Arial" w:hAnsi="Arial"/>
+          <w:sz w:val="20"/>
+          <w:szCs w:val="20"/>
+        </w:rPr>
+        <w:t xml:space="preserve">Clean Architecture, Microfrontends, Monorepo (Turborepo), Design Patterns</w:t>
       </w:r>
     </w:p>
     <w:p>
@@ -218,15 +278,15 @@
           <w:sz w:val="20"/>
           <w:szCs w:val="20"/>
         </w:rPr>
-        <w:t xml:space="preserve">Consumo de APIs: </w:t>
-      </w:r>
-      <w:r>
-        <w:rPr>
-          <w:rFonts w:ascii="Arial" w:cs="Arial" w:eastAsia="Arial" w:hAnsi="Arial"/>
-          <w:sz w:val="20"/>
-          <w:szCs w:val="20"/>
-        </w:rPr>
-        <w:t xml:space="preserve">APIs REST, Axios com interceptors, tratamento de erros, loading states, estados derivados</w:t>
+        <w:t xml:space="preserve">Dados e infraestrutura: </w:t>
+      </w:r>
+      <w:r>
+        <w:rPr>
+          <w:rFonts w:ascii="Arial" w:cs="Arial" w:eastAsia="Arial" w:hAnsi="Arial"/>
+          <w:sz w:val="20"/>
+          <w:szCs w:val="20"/>
+        </w:rPr>
+        <w:t xml:space="preserve">PostgreSQL, Prisma, Flyway, Maven, Redis, Docker, GitHub Actions (CI/CD)</w:t>
       </w:r>
     </w:p>
     <w:p>
@@ -241,153 +301,15 @@
           <w:sz w:val="20"/>
           <w:szCs w:val="20"/>
         </w:rPr>
-        <w:t xml:space="preserve">UI e Design System: </w:t>
-      </w:r>
-      <w:r>
-        <w:rPr>
-          <w:rFonts w:ascii="Arial" w:cs="Arial" w:eastAsia="Arial" w:hAnsi="Arial"/>
-          <w:sz w:val="20"/>
-          <w:szCs w:val="20"/>
-        </w:rPr>
-        <w:t xml:space="preserve">Tailwind CSS, shadcn/ui (Radix), Storybook, Design Systems, Framer Motion, GSAP, Recharts, HTML semântico, CSS</w:t>
-      </w:r>
-    </w:p>
-    <w:p>
-      <w:pPr>
-        <w:spacing w:after="28"/>
-      </w:pPr>
-      <w:r>
-        <w:rPr>
-          <w:rFonts w:ascii="Arial" w:cs="Arial" w:eastAsia="Arial" w:hAnsi="Arial"/>
-          <w:b/>
-          <w:bCs/>
-          <w:sz w:val="20"/>
-          <w:szCs w:val="20"/>
-        </w:rPr>
-        <w:t xml:space="preserve">Performance: </w:t>
-      </w:r>
-      <w:r>
-        <w:rPr>
-          <w:rFonts w:ascii="Arial" w:cs="Arial" w:eastAsia="Arial" w:hAnsi="Arial"/>
-          <w:sz w:val="20"/>
-          <w:szCs w:val="20"/>
-        </w:rPr>
-        <w:t xml:space="preserve">code splitting, lazy loading, otimização de assets, Core Web Vitals, redução de bundle size</w:t>
-      </w:r>
-    </w:p>
-    <w:p>
-      <w:pPr>
-        <w:spacing w:after="28"/>
-      </w:pPr>
-      <w:r>
-        <w:rPr>
-          <w:rFonts w:ascii="Arial" w:cs="Arial" w:eastAsia="Arial" w:hAnsi="Arial"/>
-          <w:b/>
-          <w:bCs/>
-          <w:sz w:val="20"/>
-          <w:szCs w:val="20"/>
-        </w:rPr>
-        <w:t xml:space="preserve">Acessibilidade e Segurança: </w:t>
-      </w:r>
-      <w:r>
-        <w:rPr>
-          <w:rFonts w:ascii="Arial" w:cs="Arial" w:eastAsia="Arial" w:hAnsi="Arial"/>
-          <w:sz w:val="20"/>
-          <w:szCs w:val="20"/>
-        </w:rPr>
-        <w:t xml:space="preserve">acessibilidade (a11y), semântica de HTML, sanitização (DOMPurify)</w:t>
-      </w:r>
-    </w:p>
-    <w:p>
-      <w:pPr>
-        <w:spacing w:after="28"/>
-      </w:pPr>
-      <w:r>
-        <w:rPr>
-          <w:rFonts w:ascii="Arial" w:cs="Arial" w:eastAsia="Arial" w:hAnsi="Arial"/>
-          <w:b/>
-          <w:bCs/>
-          <w:sz w:val="20"/>
-          <w:szCs w:val="20"/>
-        </w:rPr>
-        <w:t xml:space="preserve">Arquitetura: </w:t>
-      </w:r>
-      <w:r>
-        <w:rPr>
-          <w:rFonts w:ascii="Arial" w:cs="Arial" w:eastAsia="Arial" w:hAnsi="Arial"/>
-          <w:sz w:val="20"/>
-          <w:szCs w:val="20"/>
-        </w:rPr>
-        <w:t xml:space="preserve">Microfrontends (MFEs), Module Federation, Clean Architecture, Monorepo (Turborepo)</w:t>
-      </w:r>
-    </w:p>
-    <w:p>
-      <w:pPr>
-        <w:spacing w:after="28"/>
-      </w:pPr>
-      <w:r>
-        <w:rPr>
-          <w:rFonts w:ascii="Arial" w:cs="Arial" w:eastAsia="Arial" w:hAnsi="Arial"/>
-          <w:b/>
-          <w:bCs/>
-          <w:sz w:val="20"/>
-          <w:szCs w:val="20"/>
-        </w:rPr>
-        <w:t xml:space="preserve">Mobile: </w:t>
-      </w:r>
-      <w:r>
-        <w:rPr>
-          <w:rFonts w:ascii="Arial" w:cs="Arial" w:eastAsia="Arial" w:hAnsi="Arial"/>
-          <w:sz w:val="20"/>
-          <w:szCs w:val="20"/>
-        </w:rPr>
-        <w:t xml:space="preserve">React Native, Expo (expo-router, React Navigation, NativeWind, Reanimated)</w:t>
-      </w:r>
-    </w:p>
-    <w:p>
-      <w:pPr>
-        <w:spacing w:after="28"/>
-      </w:pPr>
-      <w:r>
-        <w:rPr>
-          <w:rFonts w:ascii="Arial" w:cs="Arial" w:eastAsia="Arial" w:hAnsi="Arial"/>
-          <w:b/>
-          <w:bCs/>
-          <w:sz w:val="20"/>
-          <w:szCs w:val="20"/>
-        </w:rPr>
-        <w:t xml:space="preserve">Node.js / NestJS: </w:t>
-      </w:r>
-      <w:r>
-        <w:rPr>
-          <w:rFonts w:ascii="Arial" w:cs="Arial" w:eastAsia="Arial" w:hAnsi="Arial"/>
-          <w:sz w:val="20"/>
-          <w:szCs w:val="20"/>
-        </w:rPr>
-        <w:t xml:space="preserve">NestJS 10 em monorepo com 2 aplicações (API e worker), Clean Architecture em 5 camadas, injeção de dependência, ports &amp; adapters</w:t>
-      </w:r>
-    </w:p>
-    <w:p>
-      <w:pPr>
-        <w:spacing w:after="28"/>
-      </w:pPr>
-      <w:r>
-        <w:rPr>
-          <w:rFonts w:ascii="Arial" w:cs="Arial" w:eastAsia="Arial" w:hAnsi="Arial"/>
-          <w:b/>
-          <w:bCs/>
-          <w:sz w:val="20"/>
-          <w:szCs w:val="20"/>
-        </w:rPr>
-        <w:t xml:space="preserve">HTTP: </w:t>
-      </w:r>
-      <w:r>
-        <w:rPr>
-          <w:rFonts w:ascii="Arial" w:cs="Arial" w:eastAsia="Arial" w:hAnsi="Arial"/>
-          <w:sz w:val="20"/>
-          <w:szCs w:val="20"/>
-        </w:rPr>
-        <w:t xml:space="preserve">Fastify como plataforma do Nest (não Express), com helmet, CORS, rate limiting e cookies</w:t>
+        <w:t xml:space="preserve">IA, qualidade e processo: </w:t>
+      </w:r>
+      <w:r>
+        <w:rPr>
+          <w:rFonts w:ascii="Arial" w:cs="Arial" w:eastAsia="Arial" w:hAnsi="Arial"/>
+          <w:sz w:val="20"/>
+          <w:szCs w:val="20"/>
+        </w:rPr>
+        <w:t xml:space="preserve">Claude Code, GitHub Copilot, testes unitários e de integração, Jest, Vitest, Git, code review</w:t>
       </w:r>
     </w:p>
     <w:p>
@@ -412,6 +334,7 @@
     </w:p>
     <w:p>
       <w:pPr>
+        <w:keepNext/>
         <w:tabs>
           <w:tab w:val="right" w:pos="9026"/>
         </w:tabs>
@@ -425,7 +348,7 @@
           <w:sz w:val="21"/>
           <w:szCs w:val="21"/>
         </w:rPr>
-        <w:t xml:space="preserve">Desenvolvedor Full-Stack | Ecossistema oSeuMáximo (EdTech)</w:t>
+        <w:t xml:space="preserve">Engenheiro de Software</w:t>
       </w:r>
       <w:r>
         <w:rPr>
@@ -439,6 +362,7 @@
     </w:p>
     <w:p>
       <w:pPr>
+        <w:keepNext/>
         <w:tabs>
           <w:tab w:val="right" w:pos="9026"/>
         </w:tabs>
@@ -451,7 +375,7 @@
           <w:sz w:val="20"/>
           <w:szCs w:val="20"/>
         </w:rPr>
-        <w:t xml:space="preserve">Projeto para cliente - Remoto</w:t>
+        <w:t xml:space="preserve">Ecossistema oSeuMáximo (EdTech) - Remoto</w:t>
       </w:r>
       <w:r>
         <w:rPr>
@@ -466,129 +390,120 @@
     <w:p>
       <w:pPr>
         <w:pStyle w:val="ListParagraph"/>
-        <w:numPr>
-          <w:ilvl w:val="0"/>
-          <w:numId w:val="2"/>
-        </w:numPr>
-        <w:spacing w:after="36"/>
-      </w:pPr>
-      <w:r>
-        <w:rPr>
-          <w:rFonts w:ascii="Arial" w:cs="Arial" w:eastAsia="Arial" w:hAnsi="Arial"/>
-          <w:sz w:val="20"/>
-          <w:szCs w:val="20"/>
-        </w:rPr>
-        <w:t xml:space="preserve">Desenvolvi uma plataforma de EdTech em produção como único desenvolvedor, construindo uma API REST com 260 endpoints em 36 controllers sobre 79 modelos de dados, seguindo Clean Architecture em 5 camadas e 25 domínios de use-case.</w:t>
-      </w:r>
-    </w:p>
-    <w:p>
-      <w:pPr>
-        <w:pStyle w:val="ListParagraph"/>
-        <w:numPr>
-          <w:ilvl w:val="0"/>
-          <w:numId w:val="2"/>
-        </w:numPr>
-        <w:spacing w:after="36"/>
-      </w:pPr>
-      <w:r>
-        <w:rPr>
-          <w:rFonts w:ascii="Arial" w:cs="Arial" w:eastAsia="Arial" w:hAnsi="Arial"/>
-          <w:sz w:val="20"/>
-          <w:szCs w:val="20"/>
-        </w:rPr>
-        <w:t xml:space="preserve">Escrevi mais de 310 arquivos de teste com Jest, Vitest e React Testing Library, com cobertura exigida em cada Pull Request pelo GitHub Actions.</w:t>
-      </w:r>
-    </w:p>
-    <w:p>
-      <w:pPr>
-        <w:pStyle w:val="ListParagraph"/>
-        <w:numPr>
-          <w:ilvl w:val="0"/>
-          <w:numId w:val="2"/>
-        </w:numPr>
-        <w:spacing w:after="36"/>
-      </w:pPr>
-      <w:r>
-        <w:rPr>
-          <w:rFonts w:ascii="Arial" w:cs="Arial" w:eastAsia="Arial" w:hAnsi="Arial"/>
-          <w:sz w:val="20"/>
-          <w:szCs w:val="20"/>
-        </w:rPr>
-        <w:t xml:space="preserve">Construí um Design System próprio com shadcn/ui (Radix) e Tailwind CSS, com componentes acessíveis reaproveitados pelas 3 aplicações React.</w:t>
-      </w:r>
-    </w:p>
-    <w:p>
-      <w:pPr>
-        <w:pStyle w:val="ListParagraph"/>
-        <w:numPr>
-          <w:ilvl w:val="0"/>
-          <w:numId w:val="2"/>
-        </w:numPr>
-        <w:spacing w:after="36"/>
-      </w:pPr>
-      <w:r>
-        <w:rPr>
-          <w:rFonts w:ascii="Arial" w:cs="Arial" w:eastAsia="Arial" w:hAnsi="Arial"/>
-          <w:sz w:val="20"/>
-          <w:szCs w:val="20"/>
-        </w:rPr>
-        <w:t xml:space="preserve">Mantive a API rápida sob carga movendo o trabalho lento para 9 processadores de fila em BullMQ e Redis.</w:t>
-      </w:r>
-    </w:p>
-    <w:p>
-      <w:pPr>
-        <w:pStyle w:val="ListParagraph"/>
-        <w:numPr>
-          <w:ilvl w:val="0"/>
-          <w:numId w:val="2"/>
-        </w:numPr>
-        <w:spacing w:after="36"/>
-      </w:pPr>
-      <w:r>
-        <w:rPr>
-          <w:rFonts w:ascii="Arial" w:cs="Arial" w:eastAsia="Arial" w:hAnsi="Arial"/>
-          <w:sz w:val="20"/>
-          <w:szCs w:val="20"/>
-        </w:rPr>
-        <w:t xml:space="preserve">Documentei o contrato da API em OpenAPI/Swagger com verificação automática no CI — o build quebra se o contrato divergir do código, impedindo que front-end e back-end divirjam.</w:t>
-      </w:r>
-    </w:p>
-    <w:p>
-      <w:pPr>
-        <w:pStyle w:val="ListParagraph"/>
-        <w:numPr>
-          <w:ilvl w:val="0"/>
-          <w:numId w:val="2"/>
-        </w:numPr>
-        <w:spacing w:after="36"/>
-      </w:pPr>
-      <w:r>
-        <w:rPr>
-          <w:rFonts w:ascii="Arial" w:cs="Arial" w:eastAsia="Arial" w:hAnsi="Arial"/>
-          <w:sz w:val="20"/>
-          <w:szCs w:val="20"/>
-        </w:rPr>
-        <w:t xml:space="preserve">Implementei checkout e billing multi-gateway e multi-moeda com 2 provedores de pagamento (Stripe para internacional e InfinitePay para Brasil), com assinaturas mensal e vitalícia e período de carência.</w:t>
-      </w:r>
-    </w:p>
-    <w:p>
-      <w:pPr>
-        <w:spacing w:after="0" w:before="18"/>
-      </w:pPr>
-      <w:r>
-        <w:rPr>
-          <w:rFonts w:ascii="Arial" w:cs="Arial" w:eastAsia="Arial" w:hAnsi="Arial"/>
-          <w:i/>
-          <w:iCs/>
-          <w:color w:val="000000"/>
-          <w:sz w:val="18"/>
-          <w:szCs w:val="18"/>
-        </w:rPr>
-        <w:t xml:space="preserve">Tecnologias: TypeScript, Node.js, NestJS, Fastify, Prisma, PostgreSQL, Redis, BullMQ, React 19, Vite, Tailwind CSS, shadcn/ui, Zustand, TanStack Query, Zod, Jest, Vitest, React Testing Library, Cypress, Docker, GitHub Actions, Sentry, Stripe, AWS S3, Resend.</w:t>
-      </w:r>
-    </w:p>
-    <w:p>
-      <w:pPr>
+        <w:keepNext/>
+        <w:numPr>
+          <w:ilvl w:val="0"/>
+          <w:numId w:val="2"/>
+        </w:numPr>
+        <w:spacing w:after="36"/>
+      </w:pPr>
+      <w:r>
+        <w:rPr>
+          <w:rFonts w:ascii="Arial" w:cs="Arial" w:eastAsia="Arial" w:hAnsi="Arial"/>
+          <w:sz w:val="20"/>
+          <w:szCs w:val="20"/>
+        </w:rPr>
+        <w:t xml:space="preserve">Construí sozinho a plataforma de educação da empresa, hoje em produção: a API que sustenta o produto inteiro e as 3 aplicações usadas por alunos, professores e equipe.</w:t>
+      </w:r>
+    </w:p>
+    <w:p>
+      <w:pPr>
+        <w:pStyle w:val="ListParagraph"/>
+        <w:keepNext w:val="false"/>
+        <w:numPr>
+          <w:ilvl w:val="0"/>
+          <w:numId w:val="2"/>
+        </w:numPr>
+        <w:spacing w:after="36"/>
+      </w:pPr>
+      <w:r>
+        <w:rPr>
+          <w:rFonts w:ascii="Arial" w:cs="Arial" w:eastAsia="Arial" w:hAnsi="Arial"/>
+          <w:sz w:val="20"/>
+          <w:szCs w:val="20"/>
+        </w:rPr>
+        <w:t xml:space="preserve">Mantenho o produto estável com mais de 670 arquivos de testes automatizados rodando a cada entrega, o que evita que uma mudança quebre o que o aluno já usa.</w:t>
+      </w:r>
+    </w:p>
+    <w:p>
+      <w:pPr>
+        <w:pStyle w:val="ListParagraph"/>
+        <w:keepNext w:val="false"/>
+        <w:numPr>
+          <w:ilvl w:val="0"/>
+          <w:numId w:val="2"/>
+        </w:numPr>
+        <w:spacing w:after="36"/>
+      </w:pPr>
+      <w:r>
+        <w:rPr>
+          <w:rFonts w:ascii="Arial" w:cs="Arial" w:eastAsia="Arial" w:hAnsi="Arial"/>
+          <w:sz w:val="20"/>
+          <w:szCs w:val="20"/>
+        </w:rPr>
+        <w:t xml:space="preserve">Implementei a cobrança do produto com 2 meios de pagamento: parcelamento em até 12x, PIX e boleto no Brasil e assinatura recorrente em moeda estrangeira, o que permite vender para clientes no exterior.</w:t>
+      </w:r>
+    </w:p>
+    <w:p>
+      <w:pPr>
+        <w:pStyle w:val="ListParagraph"/>
+        <w:keepNext w:val="false"/>
+        <w:numPr>
+          <w:ilvl w:val="0"/>
+          <w:numId w:val="2"/>
+        </w:numPr>
+        <w:spacing w:after="36"/>
+      </w:pPr>
+      <w:r>
+        <w:rPr>
+          <w:rFonts w:ascii="Arial" w:cs="Arial" w:eastAsia="Arial" w:hAnsi="Arial"/>
+          <w:sz w:val="20"/>
+          <w:szCs w:val="20"/>
+        </w:rPr>
+        <w:t xml:space="preserve">Entreguei a geração de flashcards por IA dentro do produto, um diferencial que cria material de estudo a partir do conteúdo que o aluno está estudando.</w:t>
+      </w:r>
+    </w:p>
+    <w:p>
+      <w:pPr>
+        <w:pStyle w:val="ListParagraph"/>
+        <w:keepNext w:val="false"/>
+        <w:numPr>
+          <w:ilvl w:val="0"/>
+          <w:numId w:val="2"/>
+        </w:numPr>
+        <w:spacing w:after="36"/>
+      </w:pPr>
+      <w:r>
+        <w:rPr>
+          <w:rFonts w:ascii="Arial" w:cs="Arial" w:eastAsia="Arial" w:hAnsi="Arial"/>
+          <w:sz w:val="20"/>
+          <w:szCs w:val="20"/>
+        </w:rPr>
+        <w:t xml:space="preserve">Garanti que cliente pagante não perdesse o acesso: reconciliação automática de pagamentos, correção do fluxo em que o aluno pagava e ficava bloqueado e adoção, pelo painel, de assinaturas feitas fora do app.</w:t>
+      </w:r>
+    </w:p>
+    <w:p>
+      <w:pPr>
+        <w:pStyle w:val="ListParagraph"/>
+        <w:keepNext w:val="false"/>
+        <w:numPr>
+          <w:ilvl w:val="0"/>
+          <w:numId w:val="2"/>
+        </w:numPr>
+        <w:spacing w:after="36"/>
+      </w:pPr>
+      <w:r>
+        <w:rPr>
+          <w:rFonts w:ascii="Arial" w:cs="Arial" w:eastAsia="Arial" w:hAnsi="Arial"/>
+          <w:sz w:val="20"/>
+          <w:szCs w:val="20"/>
+        </w:rPr>
+        <w:t xml:space="preserve">Usei agentes de IA para refatorar o caso de uso mais crítico do checkout (de 994 para 184 linhas) em 6 PRs pequenos e protegidos por testes automatizados, sem parar o produto.</w:t>
+      </w:r>
+    </w:p>
+    <w:p>
+      <w:pPr>
+        <w:keepNext/>
         <w:tabs>
           <w:tab w:val="right" w:pos="9026"/>
         </w:tabs>
@@ -611,11 +526,12 @@
           <w:sz w:val="19"/>
           <w:szCs w:val="19"/>
         </w:rPr>
-        <w:t xml:space="preserve">	Jan 2025 - Ago 2025</w:t>
-      </w:r>
-    </w:p>
-    <w:p>
-      <w:pPr>
+        <w:t xml:space="preserve">	Jan 2025 - Dez 2025</w:t>
+      </w:r>
+    </w:p>
+    <w:p>
+      <w:pPr>
+        <w:keepNext/>
         <w:tabs>
           <w:tab w:val="right" w:pos="9026"/>
         </w:tabs>
@@ -643,75 +559,63 @@
     <w:p>
       <w:pPr>
         <w:pStyle w:val="ListParagraph"/>
-        <w:numPr>
-          <w:ilvl w:val="0"/>
-          <w:numId w:val="2"/>
-        </w:numPr>
-        <w:spacing w:after="36"/>
-      </w:pPr>
-      <w:r>
-        <w:rPr>
-          <w:rFonts w:ascii="Arial" w:cs="Arial" w:eastAsia="Arial" w:hAnsi="Arial"/>
-          <w:sz w:val="20"/>
-          <w:szCs w:val="20"/>
-        </w:rPr>
-        <w:t xml:space="preserve">Assumi o desenvolvimento ponta a ponta de 2 projetos, gerenciando de forma autônoma 3 repositórios, e contribuí em outros 5 projetos da equipe.</w:t>
-      </w:r>
-    </w:p>
-    <w:p>
-      <w:pPr>
-        <w:pStyle w:val="ListParagraph"/>
-        <w:numPr>
-          <w:ilvl w:val="0"/>
-          <w:numId w:val="2"/>
-        </w:numPr>
-        <w:spacing w:after="36"/>
-      </w:pPr>
-      <w:r>
-        <w:rPr>
-          <w:rFonts w:ascii="Arial" w:cs="Arial" w:eastAsia="Arial" w:hAnsi="Arial"/>
-          <w:sz w:val="20"/>
-          <w:szCs w:val="20"/>
-        </w:rPr>
-        <w:t xml:space="preserve">Participei de code reviews, refinamentos e planning, aplicando Clean Code, SOLID e padrões de componentização.</w:t>
-      </w:r>
-    </w:p>
-    <w:p>
-      <w:pPr>
-        <w:pStyle w:val="ListParagraph"/>
-        <w:numPr>
-          <w:ilvl w:val="0"/>
-          <w:numId w:val="2"/>
-        </w:numPr>
-        <w:spacing w:after="36"/>
-      </w:pPr>
-      <w:r>
-        <w:rPr>
-          <w:rFonts w:ascii="Arial" w:cs="Arial" w:eastAsia="Arial" w:hAnsi="Arial"/>
-          <w:sz w:val="20"/>
-          <w:szCs w:val="20"/>
-        </w:rPr>
-        <w:t xml:space="preserve">Usei ferramentas de IA (GitHub Copilot, Cursor) para acelerar desenvolvimento, refatoração e testes.</w:t>
-      </w:r>
-    </w:p>
-    <w:p>
-      <w:pPr>
-        <w:spacing w:after="0" w:before="18"/>
-      </w:pPr>
-      <w:r>
-        <w:rPr>
-          <w:rFonts w:ascii="Arial" w:cs="Arial" w:eastAsia="Arial" w:hAnsi="Arial"/>
-          <w:i/>
-          <w:iCs/>
-          <w:color w:val="000000"/>
-          <w:sz w:val="18"/>
-          <w:szCs w:val="18"/>
-        </w:rPr>
-        <w:t xml:space="preserve">Tecnologias: React, Next.js, React Native, Expo, TypeScript, Tailwind CSS, shadcn/ui, Zustand, React Query, Zod, Jest, Vitest, Git, Scrum, Kanban, PostgreSQL, API REST.</w:t>
-      </w:r>
-    </w:p>
-    <w:p>
-      <w:pPr>
+        <w:keepNext/>
+        <w:numPr>
+          <w:ilvl w:val="0"/>
+          <w:numId w:val="2"/>
+        </w:numPr>
+        <w:spacing w:after="36"/>
+      </w:pPr>
+      <w:r>
+        <w:rPr>
+          <w:rFonts w:ascii="Arial" w:cs="Arial" w:eastAsia="Arial" w:hAnsi="Arial"/>
+          <w:sz w:val="20"/>
+          <w:szCs w:val="20"/>
+        </w:rPr>
+        <w:t xml:space="preserve">Conduzi 2 projetos do início à entrega, gerenciando 3 repositórios, e contribuí em outros 5 projetos do time.</w:t>
+      </w:r>
+    </w:p>
+    <w:p>
+      <w:pPr>
+        <w:pStyle w:val="ListParagraph"/>
+        <w:keepNext w:val="false"/>
+        <w:numPr>
+          <w:ilvl w:val="0"/>
+          <w:numId w:val="2"/>
+        </w:numPr>
+        <w:spacing w:after="36"/>
+      </w:pPr>
+      <w:r>
+        <w:rPr>
+          <w:rFonts w:ascii="Arial" w:cs="Arial" w:eastAsia="Arial" w:hAnsi="Arial"/>
+          <w:sz w:val="20"/>
+          <w:szCs w:val="20"/>
+        </w:rPr>
+        <w:t xml:space="preserve">Participei de revisões de código (code review), refinamentos e planning, em time com metodologias ágeis.</w:t>
+      </w:r>
+    </w:p>
+    <w:p>
+      <w:pPr>
+        <w:pStyle w:val="ListParagraph"/>
+        <w:keepNext w:val="false"/>
+        <w:numPr>
+          <w:ilvl w:val="0"/>
+          <w:numId w:val="2"/>
+        </w:numPr>
+        <w:spacing w:after="36"/>
+      </w:pPr>
+      <w:r>
+        <w:rPr>
+          <w:rFonts w:ascii="Arial" w:cs="Arial" w:eastAsia="Arial" w:hAnsi="Arial"/>
+          <w:sz w:val="20"/>
+          <w:szCs w:val="20"/>
+        </w:rPr>
+        <w:t xml:space="preserve">Usei IA para acelerar entregas e testes em prazos apertados do cliente.</w:t>
+      </w:r>
+    </w:p>
+    <w:p>
+      <w:pPr>
+        <w:keepNext/>
         <w:tabs>
           <w:tab w:val="right" w:pos="9026"/>
         </w:tabs>
@@ -725,7 +629,7 @@
           <w:sz w:val="21"/>
           <w:szCs w:val="21"/>
         </w:rPr>
-        <w:t xml:space="preserve">Desenvolvedor Full-Stack</w:t>
+        <w:t xml:space="preserve">Analista Programador</w:t>
       </w:r>
       <w:r>
         <w:rPr>
@@ -734,11 +638,12 @@
           <w:sz w:val="19"/>
           <w:szCs w:val="19"/>
         </w:rPr>
-        <w:t xml:space="preserve">	Mar 2023 - Atual</w:t>
-      </w:r>
-    </w:p>
-    <w:p>
-      <w:pPr>
+        <w:t xml:space="preserve">	Abr 2022 - Mar 2023</w:t>
+      </w:r>
+    </w:p>
+    <w:p>
+      <w:pPr>
+        <w:keepNext/>
         <w:tabs>
           <w:tab w:val="right" w:pos="9026"/>
         </w:tabs>
@@ -751,7 +656,7 @@
           <w:sz w:val="20"/>
           <w:szCs w:val="20"/>
         </w:rPr>
-        <w:t xml:space="preserve">Autônomo - Remoto</w:t>
+        <w:t xml:space="preserve">Versatec - Presencial</w:t>
       </w:r>
       <w:r>
         <w:rPr>
@@ -760,200 +665,26 @@
           <w:sz w:val="19"/>
           <w:szCs w:val="19"/>
         </w:rPr>
-        <w:t xml:space="preserve">	</w:t>
-      </w:r>
-    </w:p>
-    <w:p>
-      <w:pPr>
-        <w:pStyle w:val="ListParagraph"/>
-        <w:numPr>
-          <w:ilvl w:val="0"/>
-          <w:numId w:val="2"/>
-        </w:numPr>
-        <w:spacing w:after="36"/>
-      </w:pPr>
-      <w:r>
-        <w:rPr>
-          <w:rFonts w:ascii="Arial" w:cs="Arial" w:eastAsia="Arial" w:hAnsi="Arial"/>
-          <w:sz w:val="20"/>
-          <w:szCs w:val="20"/>
-        </w:rPr>
-        <w:t xml:space="preserve">Entreguei mais de 100 projetos para clientes nacionais e internacionais, atuando em todas as etapas — do levantamento de requisitos à entrega final.</w:t>
-      </w:r>
-    </w:p>
-    <w:p>
-      <w:pPr>
-        <w:pStyle w:val="ListParagraph"/>
-        <w:numPr>
-          <w:ilvl w:val="0"/>
-          <w:numId w:val="2"/>
-        </w:numPr>
-        <w:spacing w:after="36"/>
-      </w:pPr>
-      <w:r>
-        <w:rPr>
-          <w:rFonts w:ascii="Arial" w:cs="Arial" w:eastAsia="Arial" w:hAnsi="Arial"/>
-          <w:sz w:val="20"/>
-          <w:szCs w:val="20"/>
-        </w:rPr>
-        <w:t xml:space="preserve">Construí software do zero para clientes: SaaS, CRM, ERP, sites institucionais, CMS, loja virtual/e-commerce e marketplace, cuidando de frontend, backend, deploy, SEO técnico e automações (n8n).</w:t>
-      </w:r>
-    </w:p>
-    <w:p>
-      <w:pPr>
-        <w:pStyle w:val="ListParagraph"/>
-        <w:numPr>
-          <w:ilvl w:val="0"/>
-          <w:numId w:val="2"/>
-        </w:numPr>
-        <w:spacing w:after="36"/>
-      </w:pPr>
-      <w:r>
-        <w:rPr>
-          <w:rFonts w:ascii="Arial" w:cs="Arial" w:eastAsia="Arial" w:hAnsi="Arial"/>
-          <w:sz w:val="20"/>
-          <w:szCs w:val="20"/>
-        </w:rPr>
-        <w:t xml:space="preserve">Levantei requisitos funcionais e não funcionais direto com o cliente, sem product manager intermediando, e negociei escopo e prazo.</w:t>
-      </w:r>
-    </w:p>
-    <w:p>
-      <w:pPr>
-        <w:spacing w:after="0" w:before="18"/>
-      </w:pPr>
-      <w:r>
-        <w:rPr>
-          <w:rFonts w:ascii="Arial" w:cs="Arial" w:eastAsia="Arial" w:hAnsi="Arial"/>
-          <w:i/>
-          <w:iCs/>
-          <w:color w:val="000000"/>
-          <w:sz w:val="18"/>
-          <w:szCs w:val="18"/>
-        </w:rPr>
-        <w:t xml:space="preserve">Tecnologias: React, Next.js, Vite, TypeScript, Node.js, Tailwind CSS, Framer Motion, GSAP, React Hook Form, Zod, PostgreSQL, Docker, n8n, Git.</w:t>
-      </w:r>
-    </w:p>
-    <w:p>
-      <w:pPr>
-        <w:tabs>
-          <w:tab w:val="right" w:pos="9026"/>
-        </w:tabs>
-        <w:spacing w:after="0" w:before="150"/>
-      </w:pPr>
-      <w:r>
-        <w:rPr>
-          <w:rFonts w:ascii="Arial" w:cs="Arial" w:eastAsia="Arial" w:hAnsi="Arial"/>
-          <w:b/>
-          <w:bCs/>
-          <w:sz w:val="21"/>
-          <w:szCs w:val="21"/>
-        </w:rPr>
-        <w:t xml:space="preserve">Analista Programador</w:t>
-      </w:r>
-      <w:r>
-        <w:rPr>
-          <w:rFonts w:ascii="Arial" w:cs="Arial" w:eastAsia="Arial" w:hAnsi="Arial"/>
-          <w:color w:val="000000"/>
-          <w:sz w:val="19"/>
-          <w:szCs w:val="19"/>
-        </w:rPr>
-        <w:t xml:space="preserve">	Abr 2022 - Mar 2023</w:t>
-      </w:r>
-    </w:p>
-    <w:p>
-      <w:pPr>
-        <w:tabs>
-          <w:tab w:val="right" w:pos="9026"/>
-        </w:tabs>
-        <w:spacing w:after="50"/>
-      </w:pPr>
-      <w:r>
-        <w:rPr>
-          <w:rFonts w:ascii="Arial" w:cs="Arial" w:eastAsia="Arial" w:hAnsi="Arial"/>
-          <w:color w:val="000000"/>
-          <w:sz w:val="20"/>
-          <w:szCs w:val="20"/>
-        </w:rPr>
-        <w:t xml:space="preserve">Versatec - Presencial</w:t>
-      </w:r>
-      <w:r>
-        <w:rPr>
-          <w:rFonts w:ascii="Arial" w:cs="Arial" w:eastAsia="Arial" w:hAnsi="Arial"/>
-          <w:color w:val="000000"/>
-          <w:sz w:val="19"/>
-          <w:szCs w:val="19"/>
-        </w:rPr>
         <w:t xml:space="preserve">	Caratinga, MG</w:t>
       </w:r>
     </w:p>
     <w:p>
       <w:pPr>
         <w:pStyle w:val="ListParagraph"/>
-        <w:numPr>
-          <w:ilvl w:val="0"/>
-          <w:numId w:val="2"/>
-        </w:numPr>
-        <w:spacing w:after="36"/>
-      </w:pPr>
-      <w:r>
-        <w:rPr>
-          <w:rFonts w:ascii="Arial" w:cs="Arial" w:eastAsia="Arial" w:hAnsi="Arial"/>
-          <w:sz w:val="20"/>
-          <w:szCs w:val="20"/>
-        </w:rPr>
-        <w:t xml:space="preserve">Entreguei mais de 10 sites institucionais em WordPress, traduzindo o requisito do cliente em solução funcional.</w:t>
-      </w:r>
-    </w:p>
-    <w:p>
-      <w:pPr>
-        <w:pStyle w:val="ListParagraph"/>
-        <w:numPr>
-          <w:ilvl w:val="0"/>
-          <w:numId w:val="2"/>
-        </w:numPr>
-        <w:spacing w:after="36"/>
-      </w:pPr>
-      <w:r>
-        <w:rPr>
-          <w:rFonts w:ascii="Arial" w:cs="Arial" w:eastAsia="Arial" w:hAnsi="Arial"/>
-          <w:sz w:val="20"/>
-          <w:szCs w:val="20"/>
-        </w:rPr>
-        <w:t xml:space="preserve">Implementei funcionalidades customizadas e integrações com sistemas de terceiros em PHP, eliminando etapas manuais dos processos do cliente.</w:t>
-      </w:r>
-    </w:p>
-    <w:p>
-      <w:pPr>
-        <w:pStyle w:val="ListParagraph"/>
-        <w:numPr>
-          <w:ilvl w:val="0"/>
-          <w:numId w:val="2"/>
-        </w:numPr>
-        <w:spacing w:after="36"/>
-      </w:pPr>
-      <w:r>
-        <w:rPr>
-          <w:rFonts w:ascii="Arial" w:cs="Arial" w:eastAsia="Arial" w:hAnsi="Arial"/>
-          <w:sz w:val="20"/>
-          <w:szCs w:val="20"/>
-        </w:rPr>
-        <w:t xml:space="preserve">Construí e mantive Ambientes Virtuais de Aprendizagem (AVA) para treinamento interno e de clientes.</w:t>
-      </w:r>
-    </w:p>
-    <w:p>
-      <w:pPr>
-        <w:spacing w:after="0" w:before="18"/>
-      </w:pPr>
-      <w:r>
-        <w:rPr>
-          <w:rFonts w:ascii="Arial" w:cs="Arial" w:eastAsia="Arial" w:hAnsi="Arial"/>
-          <w:i/>
-          <w:iCs/>
-          <w:color w:val="000000"/>
-          <w:sz w:val="18"/>
-          <w:szCs w:val="18"/>
-        </w:rPr>
-        <w:t xml:space="preserve">Tecnologias: WordPress, PHP, JavaScript, jQuery, HTML, CSS, MySQL, FileZilla.</w:t>
+        <w:keepNext/>
+        <w:numPr>
+          <w:ilvl w:val="0"/>
+          <w:numId w:val="2"/>
+        </w:numPr>
+        <w:spacing w:after="36"/>
+      </w:pPr>
+      <w:r>
+        <w:rPr>
+          <w:rFonts w:ascii="Arial" w:cs="Arial" w:eastAsia="Arial" w:hAnsi="Arial"/>
+          <w:sz w:val="20"/>
+          <w:szCs w:val="20"/>
+        </w:rPr>
+        <w:t xml:space="preserve">Entreguei mais de 10 sites institucionais para clientes, do requisito à publicação.</w:t>
       </w:r>
     </w:p>
     <w:p>
@@ -988,34 +719,45 @@
           <w:sz w:val="20"/>
           <w:szCs w:val="20"/>
         </w:rPr>
-        <w:t xml:space="preserve">MicroShop — Microfrontends Showcase</w:t>
-      </w:r>
-      <w:r>
-        <w:rPr>
-          <w:rFonts w:ascii="Arial" w:cs="Arial" w:eastAsia="Arial" w:hAnsi="Arial"/>
-          <w:color w:val="000000"/>
+        <w:t xml:space="preserve">angular-task-manager</w:t>
+      </w:r>
+      <w:r>
+        <w:rPr>
+          <w:rFonts w:ascii="Arial" w:cs="Arial" w:eastAsia="Arial" w:hAnsi="Arial"/>
           <w:sz w:val="18"/>
           <w:szCs w:val="18"/>
         </w:rPr>
-        <w:t xml:space="preserve">  -  github.com/jonasmessias/react-microfrontend</w:t>
-      </w:r>
-    </w:p>
-    <w:p>
-      <w:pPr>
-        <w:pStyle w:val="ListParagraph"/>
-        <w:numPr>
-          <w:ilvl w:val="0"/>
-          <w:numId w:val="2"/>
-        </w:numPr>
-        <w:spacing w:after="36"/>
-      </w:pPr>
-      <w:r>
-        <w:rPr>
-          <w:rFonts w:ascii="Arial" w:cs="Arial" w:eastAsia="Arial" w:hAnsi="Arial"/>
-          <w:sz w:val="20"/>
-          <w:szCs w:val="20"/>
-        </w:rPr>
-        <w:t xml:space="preserve">Arquitetura de microfrontends com Webpack 5 Module Federation e React 18, em monorepo com Turborepo: estado compartilhado com Zustand, comunicação desacoplada via EventBus (CustomEvents), CI em GitHub Actions e deploys independentes.</w:t>
+        <w:t xml:space="preserve">  -  </w:t>
+      </w:r>
+      <w:hyperlink w:history="1" r:id="rId21sjdnjbi5n5pityrqnad">
+        <w:r>
+          <w:rPr>
+            <w:rFonts w:ascii="Arial" w:cs="Arial" w:eastAsia="Arial" w:hAnsi="Arial"/>
+            <w:color w:val="000000"/>
+            <w:sz w:val="18"/>
+            <w:szCs w:val="18"/>
+          </w:rPr>
+          <w:t xml:space="preserve">github.com/jonasmessias/angular-task-manager</w:t>
+        </w:r>
+      </w:hyperlink>
+    </w:p>
+    <w:p>
+      <w:pPr>
+        <w:pStyle w:val="ListParagraph"/>
+        <w:keepNext w:val="false"/>
+        <w:numPr>
+          <w:ilvl w:val="0"/>
+          <w:numId w:val="2"/>
+        </w:numPr>
+        <w:spacing w:after="36"/>
+      </w:pPr>
+      <w:r>
+        <w:rPr>
+          <w:rFonts w:ascii="Arial" w:cs="Arial" w:eastAsia="Arial" w:hAnsi="Arial"/>
+          <w:sz w:val="20"/>
+          <w:szCs w:val="20"/>
+        </w:rPr>
+        <w:t xml:space="preserve">Gerenciador de tarefas em formato Kanban feito em Angular, com login e sessão que se renova sozinha; é o front-end da API em Java abaixo.</w:t>
       </w:r>
     </w:p>
     <w:p>
@@ -1035,29 +777,40 @@
       <w:r>
         <w:rPr>
           <w:rFonts w:ascii="Arial" w:cs="Arial" w:eastAsia="Arial" w:hAnsi="Arial"/>
-          <w:color w:val="000000"/>
           <w:sz w:val="18"/>
           <w:szCs w:val="18"/>
         </w:rPr>
-        <w:t xml:space="preserve">  -  github.com/jonasmessias/spring-task-manager-api</w:t>
-      </w:r>
-    </w:p>
-    <w:p>
-      <w:pPr>
-        <w:pStyle w:val="ListParagraph"/>
-        <w:numPr>
-          <w:ilvl w:val="0"/>
-          <w:numId w:val="2"/>
-        </w:numPr>
-        <w:spacing w:after="36"/>
-      </w:pPr>
-      <w:r>
-        <w:rPr>
-          <w:rFonts w:ascii="Arial" w:cs="Arial" w:eastAsia="Arial" w:hAnsi="Arial"/>
-          <w:sz w:val="20"/>
-          <w:szCs w:val="20"/>
-        </w:rPr>
-        <w:t xml:space="preserve">API REST em Java 17 e Spring Boot 3.5, arquitetura modular por domínio; JWT com refresh token cacheado em Redis (cache-first com fallback para PostgreSQL); login social Google OAuth 2.0; controle de acesso em dois níveis; e-mails HTML via AWS SES; audit logging; Docker Compose; Swagger/OpenAPI.</w:t>
+        <w:t xml:space="preserve">  -  </w:t>
+      </w:r>
+      <w:hyperlink w:history="1" r:id="rIdrl3-a-mzrzowtoc3qkzdl">
+        <w:r>
+          <w:rPr>
+            <w:rFonts w:ascii="Arial" w:cs="Arial" w:eastAsia="Arial" w:hAnsi="Arial"/>
+            <w:color w:val="000000"/>
+            <w:sz w:val="18"/>
+            <w:szCs w:val="18"/>
+          </w:rPr>
+          <w:t xml:space="preserve">github.com/jonasmessias/spring-task-manager-api</w:t>
+        </w:r>
+      </w:hyperlink>
+    </w:p>
+    <w:p>
+      <w:pPr>
+        <w:pStyle w:val="ListParagraph"/>
+        <w:keepNext w:val="false"/>
+        <w:numPr>
+          <w:ilvl w:val="0"/>
+          <w:numId w:val="2"/>
+        </w:numPr>
+        <w:spacing w:after="36"/>
+      </w:pPr>
+      <w:r>
+        <w:rPr>
+          <w:rFonts w:ascii="Arial" w:cs="Arial" w:eastAsia="Arial" w:hAnsi="Arial"/>
+          <w:sz w:val="20"/>
+          <w:szCs w:val="20"/>
+        </w:rPr>
+        <w:t xml:space="preserve">API em Java e Spring Boot do gerenciador de tarefas, com login social, e-mails automáticos e controle de acesso por membro.</w:t>
       </w:r>
     </w:p>
     <w:p>
@@ -1083,6 +836,7 @@
     <w:p>
       <w:pPr>
         <w:pStyle w:val="ListParagraph"/>
+        <w:keepNext w:val="false"/>
         <w:numPr>
           <w:ilvl w:val="0"/>
           <w:numId w:val="2"/>
@@ -1105,12 +859,13 @@
           <w:sz w:val="20"/>
           <w:szCs w:val="20"/>
         </w:rPr>
-        <w:t xml:space="preserve"> - Rede de Ensino Doctum - Concluído em mar de 2026.</w:t>
-      </w:r>
-    </w:p>
-    <w:p>
-      <w:pPr>
-        <w:pStyle w:val="ListParagraph"/>
+        <w:t xml:space="preserve"> - Rede de Ensino Doctum - Fev 2022 - Mar 2026 (concluído).</w:t>
+      </w:r>
+    </w:p>
+    <w:p>
+      <w:pPr>
+        <w:pStyle w:val="ListParagraph"/>
+        <w:keepNext w:val="false"/>
         <w:numPr>
           <w:ilvl w:val="0"/>
           <w:numId w:val="2"/>
@@ -1133,12 +888,13 @@
           <w:sz w:val="20"/>
           <w:szCs w:val="20"/>
         </w:rPr>
-        <w:t xml:space="preserve">Meta React Specialization e Advanced React (Meta, 2026).</w:t>
-      </w:r>
-    </w:p>
-    <w:p>
-      <w:pPr>
-        <w:pStyle w:val="ListParagraph"/>
+        <w:t xml:space="preserve">Meta React Specialization (Meta, 2026) e Claude Code in Action (Anthropic, 2026).</w:t>
+      </w:r>
+    </w:p>
+    <w:p>
+      <w:pPr>
+        <w:pStyle w:val="ListParagraph"/>
+        <w:keepNext w:val="false"/>
         <w:numPr>
           <w:ilvl w:val="0"/>
           <w:numId w:val="2"/>
@@ -1161,12 +917,12 @@
           <w:sz w:val="20"/>
           <w:szCs w:val="20"/>
         </w:rPr>
-        <w:t xml:space="preserve">Português (nativo); Inglês (intermediário a avançado — leitura técnica e conversação).</w:t>
+        <w:t xml:space="preserve">Português (nativo); Inglês (intermediário a avançado, leitura técnica e conversação); Espanhol (básico).</w:t>
       </w:r>
     </w:p>
     <w:sectPr>
       <w:pgSz w:w="11906" w:h="16838" w:orient="portrait"/>
-      <w:pgMar w:top="1000" w:right="1000" w:bottom="1000" w:left="1000" w:header="708" w:footer="708" w:gutter="0"/>
+      <w:pgMar w:top="800" w:right="800" w:bottom="800" w:left="800" w:header="708" w:footer="708" w:gutter="0"/>
       <w:pgNumType/>
       <w:docGrid w:linePitch="360"/>
     </w:sectPr>

--- a/curriculo/cv.docx
+++ b/curriculo/cv.docx
@@ -46,7 +46,7 @@
         </w:rPr>
         <w:t xml:space="preserve">Caratinga, MG  |  +55 33 99853-1528  |  </w:t>
       </w:r>
-      <w:hyperlink w:history="1" r:id="rIdbuwmlvnhx8nkcwptvdm_a">
+      <w:hyperlink w:history="1" r:id="rId3joinoaytcndiplziqy_k">
         <w:r>
           <w:rPr>
             <w:rFonts w:ascii="Arial" w:cs="Arial" w:eastAsia="Arial" w:hAnsi="Arial"/>
@@ -71,7 +71,7 @@
         </w:rPr>
         <w:t xml:space="preserve">Portfólio: </w:t>
       </w:r>
-      <w:hyperlink w:history="1" r:id="rIdwzdlpfy-nylq9uxuizkj7">
+      <w:hyperlink w:history="1" r:id="rIdjgayodsfxjx_ps2mnvobn">
         <w:r>
           <w:rPr>
             <w:rFonts w:ascii="Arial" w:cs="Arial" w:eastAsia="Arial" w:hAnsi="Arial"/>
@@ -90,7 +90,7 @@
         </w:rPr>
         <w:t xml:space="preserve">  |  LinkedIn: </w:t>
       </w:r>
-      <w:hyperlink w:history="1" r:id="rIdsvwxxije2gpn9lwyydak_">
+      <w:hyperlink w:history="1" r:id="rIdgufcc6oquv4v3kgpdrju8">
         <w:r>
           <w:rPr>
             <w:rFonts w:ascii="Arial" w:cs="Arial" w:eastAsia="Arial" w:hAnsi="Arial"/>
@@ -109,7 +109,7 @@
         </w:rPr>
         <w:t xml:space="preserve">  |  GitHub: </w:t>
       </w:r>
-      <w:hyperlink w:history="1" r:id="rIdob13jguryxsccs1z5-io_">
+      <w:hyperlink w:history="1" r:id="rIdtajqjk-vxfupnkkwazij5">
         <w:r>
           <w:rPr>
             <w:rFonts w:ascii="Arial" w:cs="Arial" w:eastAsia="Arial" w:hAnsi="Arial"/>
@@ -151,7 +151,7 @@
           <w:sz w:val="20"/>
           <w:szCs w:val="20"/>
         </w:rPr>
-        <w:t xml:space="preserve">Desenvolvedor full stack que entrega produto de ponta a ponta, do banco de dados à interface e do requisito ao deploy. Trabalho com React, Angular, Node.js e Java, e uso IA no dia a dia para entregar mais rápido e com qualidade.</w:t>
+        <w:t xml:space="preserve">Sou desenvolvedor full stack e gosto de acompanhar uma funcionalidade do requisito até o deploy. Trabalho com React, Angular, Node.js e Java, escrevo testes para o que entrego e uso IA no dia a dia como ferramenta, sempre revisando o resultado.</w:t>
       </w:r>
     </w:p>
     <w:p>
@@ -240,7 +240,7 @@
           <w:sz w:val="20"/>
           <w:szCs w:val="20"/>
         </w:rPr>
-        <w:t xml:space="preserve">Node.js, NestJS, APIs REST, Spring Boot, Spring Data JPA, Bean Validation</w:t>
+        <w:t xml:space="preserve">Node.js, NestJS, APIs REST, Spring Boot, Spring Data JPA</w:t>
       </w:r>
     </w:p>
     <w:p>
@@ -286,7 +286,7 @@
           <w:sz w:val="20"/>
           <w:szCs w:val="20"/>
         </w:rPr>
-        <w:t xml:space="preserve">PostgreSQL, Prisma, Flyway, Maven, Redis, Docker, GitHub Actions (CI/CD)</w:t>
+        <w:t xml:space="preserve">PostgreSQL, SQL, Prisma, Flyway, Maven, Redis, Docker, GitHub Actions (CI/CD), AWS (S3, SES)</w:t>
       </w:r>
     </w:p>
     <w:p>
@@ -309,7 +309,7 @@
           <w:sz w:val="20"/>
           <w:szCs w:val="20"/>
         </w:rPr>
-        <w:t xml:space="preserve">Claude Code, GitHub Copilot, testes unitários e de integração, Jest, Vitest, Git, code review</w:t>
+        <w:t xml:space="preserve">Claude Code, GitHub Copilot, testes unitários e de integração, Jest, Git, code review</w:t>
       </w:r>
     </w:p>
     <w:p>
@@ -517,7 +517,7 @@
           <w:sz w:val="21"/>
           <w:szCs w:val="21"/>
         </w:rPr>
-        <w:t xml:space="preserve">Desenvolvedor de Software</w:t>
+        <w:t xml:space="preserve">Desenvolvedor Front-End</w:t>
       </w:r>
       <w:r>
         <w:rPr>
@@ -729,7 +729,7 @@
         </w:rPr>
         <w:t xml:space="preserve">  -  </w:t>
       </w:r>
-      <w:hyperlink w:history="1" r:id="rId21sjdnjbi5n5pityrqnad">
+      <w:hyperlink w:history="1" r:id="rIduo7_3rwdvhxeqpebzmkxw">
         <w:r>
           <w:rPr>
             <w:rFonts w:ascii="Arial" w:cs="Arial" w:eastAsia="Arial" w:hAnsi="Arial"/>
@@ -782,7 +782,7 @@
         </w:rPr>
         <w:t xml:space="preserve">  -  </w:t>
       </w:r>
-      <w:hyperlink w:history="1" r:id="rIdrl3-a-mzrzowtoc3qkzdl">
+      <w:hyperlink w:history="1" r:id="rIdjkg--nqb_suom03ntooho">
         <w:r>
           <w:rPr>
             <w:rFonts w:ascii="Arial" w:cs="Arial" w:eastAsia="Arial" w:hAnsi="Arial"/>

--- a/curriculo/cv.docx
+++ b/curriculo/cv.docx
@@ -46,7 +46,7 @@
         </w:rPr>
         <w:t xml:space="preserve">Caratinga, MG  |  +55 33 99853-1528  |  </w:t>
       </w:r>
-      <w:hyperlink w:history="1" r:id="rId3joinoaytcndiplziqy_k">
+      <w:hyperlink w:history="1" r:id="rIdkn-m96pvrux9vynbvn6jt">
         <w:r>
           <w:rPr>
             <w:rFonts w:ascii="Arial" w:cs="Arial" w:eastAsia="Arial" w:hAnsi="Arial"/>
@@ -71,7 +71,7 @@
         </w:rPr>
         <w:t xml:space="preserve">Portfólio: </w:t>
       </w:r>
-      <w:hyperlink w:history="1" r:id="rIdjgayodsfxjx_ps2mnvobn">
+      <w:hyperlink w:history="1" r:id="rIdhaueifzop1jjcsdbinvay">
         <w:r>
           <w:rPr>
             <w:rFonts w:ascii="Arial" w:cs="Arial" w:eastAsia="Arial" w:hAnsi="Arial"/>
@@ -90,7 +90,7 @@
         </w:rPr>
         <w:t xml:space="preserve">  |  LinkedIn: </w:t>
       </w:r>
-      <w:hyperlink w:history="1" r:id="rIdgufcc6oquv4v3kgpdrju8">
+      <w:hyperlink w:history="1" r:id="rIde-z-_gvyizovb8gs5tdrl">
         <w:r>
           <w:rPr>
             <w:rFonts w:ascii="Arial" w:cs="Arial" w:eastAsia="Arial" w:hAnsi="Arial"/>
@@ -109,7 +109,7 @@
         </w:rPr>
         <w:t xml:space="preserve">  |  GitHub: </w:t>
       </w:r>
-      <w:hyperlink w:history="1" r:id="rIdtajqjk-vxfupnkkwazij5">
+      <w:hyperlink w:history="1" r:id="rIdza1lxcesrhfqoeltfcvdj">
         <w:r>
           <w:rPr>
             <w:rFonts w:ascii="Arial" w:cs="Arial" w:eastAsia="Arial" w:hAnsi="Arial"/>
@@ -151,7 +151,7 @@
           <w:sz w:val="20"/>
           <w:szCs w:val="20"/>
         </w:rPr>
-        <w:t xml:space="preserve">Sou desenvolvedor full stack e gosto de acompanhar uma funcionalidade do requisito até o deploy. Trabalho com React, Angular, Node.js e Java, escrevo testes para o que entrego e uso IA no dia a dia como ferramenta, sempre revisando o resultado.</w:t>
+        <w:t xml:space="preserve">Desenvolvedor Full Stack com experiência no desenvolvimento e na evolução de produtos digitais em produção. Trabalho com Node.js e React no dia a dia e com Java/Spring Boot e Angular em projetos próprios, da implementação aos testes e à publicação, usando IA como apoio e revisando o resultado.</w:t>
       </w:r>
     </w:p>
     <w:p>
@@ -194,7 +194,7 @@
           <w:sz w:val="20"/>
           <w:szCs w:val="20"/>
         </w:rPr>
-        <w:t xml:space="preserve">TypeScript, JavaScript, Java</w:t>
+        <w:t xml:space="preserve">TypeScript, JavaScript, Java, SQL</w:t>
       </w:r>
     </w:p>
     <w:p>
@@ -255,15 +255,15 @@
           <w:sz w:val="20"/>
           <w:szCs w:val="20"/>
         </w:rPr>
-        <w:t xml:space="preserve">Arquitetura: </w:t>
-      </w:r>
-      <w:r>
-        <w:rPr>
-          <w:rFonts w:ascii="Arial" w:cs="Arial" w:eastAsia="Arial" w:hAnsi="Arial"/>
-          <w:sz w:val="20"/>
-          <w:szCs w:val="20"/>
-        </w:rPr>
-        <w:t xml:space="preserve">Clean Architecture, Microfrontends, Monorepo (Turborepo), Design Patterns</w:t>
+        <w:t xml:space="preserve">Dados: </w:t>
+      </w:r>
+      <w:r>
+        <w:rPr>
+          <w:rFonts w:ascii="Arial" w:cs="Arial" w:eastAsia="Arial" w:hAnsi="Arial"/>
+          <w:sz w:val="20"/>
+          <w:szCs w:val="20"/>
+        </w:rPr>
+        <w:t xml:space="preserve">PostgreSQL, Prisma, Flyway, Redis</w:t>
       </w:r>
     </w:p>
     <w:p>
@@ -278,15 +278,15 @@
           <w:sz w:val="20"/>
           <w:szCs w:val="20"/>
         </w:rPr>
-        <w:t xml:space="preserve">Dados e infraestrutura: </w:t>
-      </w:r>
-      <w:r>
-        <w:rPr>
-          <w:rFonts w:ascii="Arial" w:cs="Arial" w:eastAsia="Arial" w:hAnsi="Arial"/>
-          <w:sz w:val="20"/>
-          <w:szCs w:val="20"/>
-        </w:rPr>
-        <w:t xml:space="preserve">PostgreSQL, SQL, Prisma, Flyway, Maven, Redis, Docker, GitHub Actions (CI/CD), AWS (S3, SES)</w:t>
+        <w:t xml:space="preserve">Cloud e DevOps: </w:t>
+      </w:r>
+      <w:r>
+        <w:rPr>
+          <w:rFonts w:ascii="Arial" w:cs="Arial" w:eastAsia="Arial" w:hAnsi="Arial"/>
+          <w:sz w:val="20"/>
+          <w:szCs w:val="20"/>
+        </w:rPr>
+        <w:t xml:space="preserve">AWS (EC2, RDS, S3, SES), Docker, GitHub Actions (CI/CD), Sentry, Monorepo (Turborepo)</w:t>
       </w:r>
     </w:p>
     <w:p>
@@ -301,15 +301,38 @@
           <w:sz w:val="20"/>
           <w:szCs w:val="20"/>
         </w:rPr>
-        <w:t xml:space="preserve">IA, qualidade e processo: </w:t>
-      </w:r>
-      <w:r>
-        <w:rPr>
-          <w:rFonts w:ascii="Arial" w:cs="Arial" w:eastAsia="Arial" w:hAnsi="Arial"/>
-          <w:sz w:val="20"/>
-          <w:szCs w:val="20"/>
-        </w:rPr>
-        <w:t xml:space="preserve">Claude Code, GitHub Copilot, testes unitários e de integração, Jest, Git, code review</w:t>
+        <w:t xml:space="preserve">Testes e qualidade: </w:t>
+      </w:r>
+      <w:r>
+        <w:rPr>
+          <w:rFonts w:ascii="Arial" w:cs="Arial" w:eastAsia="Arial" w:hAnsi="Arial"/>
+          <w:sz w:val="20"/>
+          <w:szCs w:val="20"/>
+        </w:rPr>
+        <w:t xml:space="preserve">testes unitários e de integração, Jest, Vitest, JUnit 5, Mockito, code review</w:t>
+      </w:r>
+    </w:p>
+    <w:p>
+      <w:pPr>
+        <w:spacing w:after="28"/>
+      </w:pPr>
+      <w:r>
+        <w:rPr>
+          <w:rFonts w:ascii="Arial" w:cs="Arial" w:eastAsia="Arial" w:hAnsi="Arial"/>
+          <w:b/>
+          <w:bCs/>
+          <w:sz w:val="20"/>
+          <w:szCs w:val="20"/>
+        </w:rPr>
+        <w:t xml:space="preserve">Processo e IA: </w:t>
+      </w:r>
+      <w:r>
+        <w:rPr>
+          <w:rFonts w:ascii="Arial" w:cs="Arial" w:eastAsia="Arial" w:hAnsi="Arial"/>
+          <w:sz w:val="20"/>
+          <w:szCs w:val="20"/>
+        </w:rPr>
+        <w:t xml:space="preserve">Git, Scrum, Claude Code</w:t>
       </w:r>
     </w:p>
     <w:p>
@@ -403,7 +426,7 @@
           <w:sz w:val="20"/>
           <w:szCs w:val="20"/>
         </w:rPr>
-        <w:t xml:space="preserve">Construí sozinho a plataforma de educação da empresa, hoje em produção: a API que sustenta o produto inteiro e as 3 aplicações usadas por alunos, professores e equipe.</w:t>
+        <w:t xml:space="preserve">Desenvolvi sozinho a API central e as 3 aplicações para alunos, professores e equipe, levando a plataforma de educação à produção.</w:t>
       </w:r>
     </w:p>
     <w:p>
@@ -422,7 +445,7 @@
           <w:sz w:val="20"/>
           <w:szCs w:val="20"/>
         </w:rPr>
-        <w:t xml:space="preserve">Mantenho o produto estável com mais de 670 arquivos de testes automatizados rodando a cada entrega, o que evita que uma mudança quebre o que o aluno já usa.</w:t>
+        <w:t xml:space="preserve">Mantenho uma suíte com mais de 670 arquivos de testes automatizados, executada a cada entrega para detectar regressões antes de chegarem ao aluno.</w:t>
       </w:r>
     </w:p>
     <w:p>
@@ -441,7 +464,7 @@
           <w:sz w:val="20"/>
           <w:szCs w:val="20"/>
         </w:rPr>
-        <w:t xml:space="preserve">Implementei a cobrança do produto com 2 meios de pagamento: parcelamento em até 12x, PIX e boleto no Brasil e assinatura recorrente em moeda estrangeira, o que permite vender para clientes no exterior.</w:t>
+        <w:t xml:space="preserve">Implementei a cobrança no Brasil com parcelamento em até 12x, PIX e boleto, e a assinatura recorrente internacional em moeda estrangeira, integrando 2 gateways (Stripe e InfinitePay).</w:t>
       </w:r>
     </w:p>
     <w:p>
@@ -460,7 +483,7 @@
           <w:sz w:val="20"/>
           <w:szCs w:val="20"/>
         </w:rPr>
-        <w:t xml:space="preserve">Entreguei a geração de flashcards por IA dentro do produto, um diferencial que cria material de estudo a partir do conteúdo que o aluno está estudando.</w:t>
+        <w:t xml:space="preserve">Integrei a geração de flashcards por IA ao fluxo de estudo, criando material a partir do conteúdo que o aluno está estudando.</w:t>
       </w:r>
     </w:p>
     <w:p>
@@ -479,7 +502,7 @@
           <w:sz w:val="20"/>
           <w:szCs w:val="20"/>
         </w:rPr>
-        <w:t xml:space="preserve">Garanti que cliente pagante não perdesse o acesso: reconciliação automática de pagamentos, correção do fluxo em que o aluno pagava e ficava bloqueado e adoção, pelo painel, de assinaturas feitas fora do app.</w:t>
+        <w:t xml:space="preserve">Corrigi falhas de reconciliação de pagamentos e de liberação de acesso, incluindo o caso em que o pagamento era aprovado e o aluno continuava bloqueado.</w:t>
       </w:r>
     </w:p>
     <w:p>
@@ -498,7 +521,7 @@
           <w:sz w:val="20"/>
           <w:szCs w:val="20"/>
         </w:rPr>
-        <w:t xml:space="preserve">Usei agentes de IA para refatorar o caso de uso mais crítico do checkout (de 994 para 184 linhas) em 6 PRs pequenos e protegidos por testes automatizados, sem parar o produto.</w:t>
+        <w:t xml:space="preserve">Refatorei com agentes de IA o caso de uso mais crítico do checkout, de 994 para 184 linhas, em 6 PRs protegidos por testes automatizados, separando as regras em funções testadas isoladamente.</w:t>
       </w:r>
     </w:p>
     <w:p>
@@ -572,7 +595,7 @@
           <w:sz w:val="20"/>
           <w:szCs w:val="20"/>
         </w:rPr>
-        <w:t xml:space="preserve">Conduzi 2 projetos do início à entrega, gerenciando 3 repositórios, e contribuí em outros 5 projetos do time.</w:t>
+        <w:t xml:space="preserve">Conduzi 2 projetos do início à entrega, uma aplicação web PWA em Next.js e um app mobile em React Native com Expo, gerenciando 3 repositórios, e contribuí em outros 5 projetos do time.</w:t>
       </w:r>
     </w:p>
     <w:p>
@@ -610,7 +633,7 @@
           <w:sz w:val="20"/>
           <w:szCs w:val="20"/>
         </w:rPr>
-        <w:t xml:space="preserve">Usei IA para acelerar entregas e testes em prazos apertados do cliente.</w:t>
+        <w:t xml:space="preserve">Traduzi os layouts do Figma em requisitos técnicos e componentes reaproveitáveis de front-end.</w:t>
       </w:r>
     </w:p>
     <w:p>
@@ -684,7 +707,7 @@
           <w:sz w:val="20"/>
           <w:szCs w:val="20"/>
         </w:rPr>
-        <w:t xml:space="preserve">Entreguei mais de 10 sites institucionais para clientes, do requisito à publicação.</w:t>
+        <w:t xml:space="preserve">Entreguei mais de 10 sites institucionais em WordPress e PHP, do requisito à publicação, com integrações a sistemas de terceiros que eliminaram etapas manuais dos clientes.</w:t>
       </w:r>
     </w:p>
     <w:p>
@@ -729,7 +752,7 @@
         </w:rPr>
         <w:t xml:space="preserve">  -  </w:t>
       </w:r>
-      <w:hyperlink w:history="1" r:id="rIduo7_3rwdvhxeqpebzmkxw">
+      <w:hyperlink w:history="1" r:id="rIdhmixmadcupb_tdxfw0lrt">
         <w:r>
           <w:rPr>
             <w:rFonts w:ascii="Arial" w:cs="Arial" w:eastAsia="Arial" w:hAnsi="Arial"/>
@@ -740,49 +763,68 @@
           <w:t xml:space="preserve">github.com/jonasmessias/angular-task-manager</w:t>
         </w:r>
       </w:hyperlink>
-    </w:p>
-    <w:p>
-      <w:pPr>
-        <w:pStyle w:val="ListParagraph"/>
-        <w:keepNext w:val="false"/>
-        <w:numPr>
-          <w:ilvl w:val="0"/>
-          <w:numId w:val="2"/>
-        </w:numPr>
-        <w:spacing w:after="36"/>
-      </w:pPr>
-      <w:r>
-        <w:rPr>
-          <w:rFonts w:ascii="Arial" w:cs="Arial" w:eastAsia="Arial" w:hAnsi="Arial"/>
-          <w:sz w:val="20"/>
-          <w:szCs w:val="20"/>
-        </w:rPr>
-        <w:t xml:space="preserve">Gerenciador de tarefas em formato Kanban feito em Angular, com login e sessão que se renova sozinha; é o front-end da API em Java abaixo.</w:t>
-      </w:r>
-    </w:p>
-    <w:p>
-      <w:pPr>
-        <w:spacing w:after="18" w:before="50"/>
-      </w:pPr>
-      <w:r>
-        <w:rPr>
-          <w:rFonts w:ascii="Arial" w:cs="Arial" w:eastAsia="Arial" w:hAnsi="Arial"/>
-          <w:b/>
-          <w:bCs/>
-          <w:sz w:val="20"/>
-          <w:szCs w:val="20"/>
-        </w:rPr>
-        <w:t xml:space="preserve">spring-task-manager-api</w:t>
-      </w:r>
       <w:r>
         <w:rPr>
           <w:rFonts w:ascii="Arial" w:cs="Arial" w:eastAsia="Arial" w:hAnsi="Arial"/>
           <w:sz w:val="18"/>
           <w:szCs w:val="18"/>
         </w:rPr>
+        <w:t xml:space="preserve">  |  Demo: </w:t>
+      </w:r>
+      <w:hyperlink w:history="1" r:id="rIddwietgkbywcdi_uo1gwin">
+        <w:r>
+          <w:rPr>
+            <w:rFonts w:ascii="Arial" w:cs="Arial" w:eastAsia="Arial" w:hAnsi="Arial"/>
+            <w:color w:val="000000"/>
+            <w:sz w:val="18"/>
+            <w:szCs w:val="18"/>
+          </w:rPr>
+          <w:t xml:space="preserve">task-manager-app-angular.vercel.app</w:t>
+        </w:r>
+      </w:hyperlink>
+    </w:p>
+    <w:p>
+      <w:pPr>
+        <w:pStyle w:val="ListParagraph"/>
+        <w:keepNext w:val="false"/>
+        <w:numPr>
+          <w:ilvl w:val="0"/>
+          <w:numId w:val="2"/>
+        </w:numPr>
+        <w:spacing w:after="36"/>
+      </w:pPr>
+      <w:r>
+        <w:rPr>
+          <w:rFonts w:ascii="Arial" w:cs="Arial" w:eastAsia="Arial" w:hAnsi="Arial"/>
+          <w:sz w:val="20"/>
+          <w:szCs w:val="20"/>
+        </w:rPr>
+        <w:t xml:space="preserve">Gerenciador de tarefas em formato Kanban feito em Angular, com login e sessão que se renova sozinha; é o front-end da API em Java abaixo.</w:t>
+      </w:r>
+    </w:p>
+    <w:p>
+      <w:pPr>
+        <w:spacing w:after="18" w:before="50"/>
+      </w:pPr>
+      <w:r>
+        <w:rPr>
+          <w:rFonts w:ascii="Arial" w:cs="Arial" w:eastAsia="Arial" w:hAnsi="Arial"/>
+          <w:b/>
+          <w:bCs/>
+          <w:sz w:val="20"/>
+          <w:szCs w:val="20"/>
+        </w:rPr>
+        <w:t xml:space="preserve">spring-task-manager-api</w:t>
+      </w:r>
+      <w:r>
+        <w:rPr>
+          <w:rFonts w:ascii="Arial" w:cs="Arial" w:eastAsia="Arial" w:hAnsi="Arial"/>
+          <w:sz w:val="18"/>
+          <w:szCs w:val="18"/>
+        </w:rPr>
         <w:t xml:space="preserve">  -  </w:t>
       </w:r>
-      <w:hyperlink w:history="1" r:id="rIdjkg--nqb_suom03ntooho">
+      <w:hyperlink w:history="1" r:id="rIdke80ihyesmk42d5njvjsb">
         <w:r>
           <w:rPr>
             <w:rFonts w:ascii="Arial" w:cs="Arial" w:eastAsia="Arial" w:hAnsi="Arial"/>
@@ -917,7 +959,7 @@
           <w:sz w:val="20"/>
           <w:szCs w:val="20"/>
         </w:rPr>
-        <w:t xml:space="preserve">Português (nativo); Inglês (intermediário a avançado, leitura técnica e conversação); Espanhol (básico).</w:t>
+        <w:t xml:space="preserve">Português (nativo); Inglês (intermediário); Espanhol (básico).</w:t>
       </w:r>
     </w:p>
     <w:sectPr>

--- a/curriculo/cv.docx
+++ b/curriculo/cv.docx
@@ -46,7 +46,7 @@
         </w:rPr>
         <w:t xml:space="preserve">Caratinga, MG  |  +55 33 99853-1528  |  </w:t>
       </w:r>
-      <w:hyperlink w:history="1" r:id="rIdkn-m96pvrux9vynbvn6jt">
+      <w:hyperlink w:history="1" r:id="rIdmc4ytukwovjommrbjhji0">
         <w:r>
           <w:rPr>
             <w:rFonts w:ascii="Arial" w:cs="Arial" w:eastAsia="Arial" w:hAnsi="Arial"/>
@@ -71,7 +71,7 @@
         </w:rPr>
         <w:t xml:space="preserve">Portfólio: </w:t>
       </w:r>
-      <w:hyperlink w:history="1" r:id="rIdhaueifzop1jjcsdbinvay">
+      <w:hyperlink w:history="1" r:id="rIdfvn5vaqdpvu781fm2tjuy">
         <w:r>
           <w:rPr>
             <w:rFonts w:ascii="Arial" w:cs="Arial" w:eastAsia="Arial" w:hAnsi="Arial"/>
@@ -90,7 +90,7 @@
         </w:rPr>
         <w:t xml:space="preserve">  |  LinkedIn: </w:t>
       </w:r>
-      <w:hyperlink w:history="1" r:id="rIde-z-_gvyizovb8gs5tdrl">
+      <w:hyperlink w:history="1" r:id="rIdhecrurpudygsfy1c8kntg">
         <w:r>
           <w:rPr>
             <w:rFonts w:ascii="Arial" w:cs="Arial" w:eastAsia="Arial" w:hAnsi="Arial"/>
@@ -109,7 +109,7 @@
         </w:rPr>
         <w:t xml:space="preserve">  |  GitHub: </w:t>
       </w:r>
-      <w:hyperlink w:history="1" r:id="rIdza1lxcesrhfqoeltfcvdj">
+      <w:hyperlink w:history="1" r:id="rIdrz5dg2v1rc2n-54azzgpa">
         <w:r>
           <w:rPr>
             <w:rFonts w:ascii="Arial" w:cs="Arial" w:eastAsia="Arial" w:hAnsi="Arial"/>
@@ -445,7 +445,7 @@
           <w:sz w:val="20"/>
           <w:szCs w:val="20"/>
         </w:rPr>
-        <w:t xml:space="preserve">Mantenho uma suíte com mais de 670 arquivos de testes automatizados, executada a cada entrega para detectar regressões antes de chegarem ao aluno.</w:t>
+        <w:t xml:space="preserve">Implementei a cobrança no Brasil com parcelamento em até 12x, PIX e boleto, e a assinatura recorrente internacional em moeda estrangeira, integrando 2 gateways (Stripe e InfinitePay).</w:t>
       </w:r>
     </w:p>
     <w:p>
@@ -464,7 +464,7 @@
           <w:sz w:val="20"/>
           <w:szCs w:val="20"/>
         </w:rPr>
-        <w:t xml:space="preserve">Implementei a cobrança no Brasil com parcelamento em até 12x, PIX e boleto, e a assinatura recorrente internacional em moeda estrangeira, integrando 2 gateways (Stripe e InfinitePay).</w:t>
+        <w:t xml:space="preserve">Corrigi falhas de reconciliação de pagamentos e de liberação de acesso, incluindo o caso em que o pagamento era aprovado e o aluno continuava bloqueado.</w:t>
       </w:r>
     </w:p>
     <w:p>
@@ -483,7 +483,7 @@
           <w:sz w:val="20"/>
           <w:szCs w:val="20"/>
         </w:rPr>
-        <w:t xml:space="preserve">Integrei a geração de flashcards por IA ao fluxo de estudo, criando material a partir do conteúdo que o aluno está estudando.</w:t>
+        <w:t xml:space="preserve">Desenvolvi a venda assistida (link público com QR Code PIX e validação de comprovante), que permite vender pelo WhatsApp sem o comprador ter cartão na hora.</w:t>
       </w:r>
     </w:p>
     <w:p>
@@ -502,7 +502,7 @@
           <w:sz w:val="20"/>
           <w:szCs w:val="20"/>
         </w:rPr>
-        <w:t xml:space="preserve">Corrigi falhas de reconciliação de pagamentos e de liberação de acesso, incluindo o caso em que o pagamento era aprovado e o aluno continuava bloqueado.</w:t>
+        <w:t xml:space="preserve">Refatorei com agentes de IA o caso de uso mais crítico do checkout, de 994 para 184 linhas, em 6 PRs protegidos por testes automatizados, separando as regras em funções testadas isoladamente.</w:t>
       </w:r>
     </w:p>
     <w:p>
@@ -521,7 +521,7 @@
           <w:sz w:val="20"/>
           <w:szCs w:val="20"/>
         </w:rPr>
-        <w:t xml:space="preserve">Refatorei com agentes de IA o caso de uso mais crítico do checkout, de 994 para 184 linhas, em 6 PRs protegidos por testes automatizados, separando as regras em funções testadas isoladamente.</w:t>
+        <w:t xml:space="preserve">Migrei o app do aluno de uma ferramenta no-code para a API própria, levando os dados legados do agendamento (906 horários e 457 agendamentos) e tirando a empresa da dependência do fornecedor.</w:t>
       </w:r>
     </w:p>
     <w:p>
@@ -752,7 +752,7 @@
         </w:rPr>
         <w:t xml:space="preserve">  -  </w:t>
       </w:r>
-      <w:hyperlink w:history="1" r:id="rIdhmixmadcupb_tdxfw0lrt">
+      <w:hyperlink w:history="1" r:id="rIdgtudnwrre0c7981omcrbv">
         <w:r>
           <w:rPr>
             <w:rFonts w:ascii="Arial" w:cs="Arial" w:eastAsia="Arial" w:hAnsi="Arial"/>
@@ -771,7 +771,7 @@
         </w:rPr>
         <w:t xml:space="preserve">  |  Demo: </w:t>
       </w:r>
-      <w:hyperlink w:history="1" r:id="rIddwietgkbywcdi_uo1gwin">
+      <w:hyperlink w:history="1" r:id="rId3dtxt2jg9ui0acd2sq33e">
         <w:r>
           <w:rPr>
             <w:rFonts w:ascii="Arial" w:cs="Arial" w:eastAsia="Arial" w:hAnsi="Arial"/>
@@ -799,7 +799,7 @@
           <w:sz w:val="20"/>
           <w:szCs w:val="20"/>
         </w:rPr>
-        <w:t xml:space="preserve">Gerenciador de tarefas em formato Kanban feito em Angular, com login e sessão que se renova sozinha; é o front-end da API em Java abaixo.</w:t>
+        <w:t xml:space="preserve">Kanban em Angular 20 com Signals, componentes standalone, design system próprio e sessão que se renova sozinha, consumindo uma API REST em Java.</w:t>
       </w:r>
     </w:p>
     <w:p>
@@ -824,7 +824,7 @@
         </w:rPr>
         <w:t xml:space="preserve">  -  </w:t>
       </w:r>
-      <w:hyperlink w:history="1" r:id="rIdke80ihyesmk42d5njvjsb">
+      <w:hyperlink w:history="1" r:id="rIdhqtejbvugkghwmcf02dat">
         <w:r>
           <w:rPr>
             <w:rFonts w:ascii="Arial" w:cs="Arial" w:eastAsia="Arial" w:hAnsi="Arial"/>
@@ -852,7 +852,7 @@
           <w:sz w:val="20"/>
           <w:szCs w:val="20"/>
         </w:rPr>
-        <w:t xml:space="preserve">API em Java e Spring Boot do gerenciador de tarefas, com login social, e-mails automáticos e controle de acesso por membro.</w:t>
+        <w:t xml:space="preserve">API REST em Java 17 e Spring Boot com JWT e refresh token no Redis, login com Google, anexos direto no S3, testes com JUnit e Mockito e deploy automático na AWS.</w:t>
       </w:r>
     </w:p>
     <w:p>

--- a/curriculo/cv.docx
+++ b/curriculo/cv.docx
@@ -46,7 +46,7 @@
         </w:rPr>
         <w:t xml:space="preserve">Caratinga, MG  |  +55 33 99853-1528  |  </w:t>
       </w:r>
-      <w:hyperlink w:history="1" r:id="rIdmc4ytukwovjommrbjhji0">
+      <w:hyperlink w:history="1" r:id="rIdhyjie5vqobagg0ww_2nyv">
         <w:r>
           <w:rPr>
             <w:rFonts w:ascii="Arial" w:cs="Arial" w:eastAsia="Arial" w:hAnsi="Arial"/>
@@ -71,7 +71,7 @@
         </w:rPr>
         <w:t xml:space="preserve">Portfólio: </w:t>
       </w:r>
-      <w:hyperlink w:history="1" r:id="rIdfvn5vaqdpvu781fm2tjuy">
+      <w:hyperlink w:history="1" r:id="rIdhftbtwnh1zbo8gkvddk2c">
         <w:r>
           <w:rPr>
             <w:rFonts w:ascii="Arial" w:cs="Arial" w:eastAsia="Arial" w:hAnsi="Arial"/>
@@ -90,7 +90,7 @@
         </w:rPr>
         <w:t xml:space="preserve">  |  LinkedIn: </w:t>
       </w:r>
-      <w:hyperlink w:history="1" r:id="rIdhecrurpudygsfy1c8kntg">
+      <w:hyperlink w:history="1" r:id="rIdijzgbmrtmzxtjlr_ytukr">
         <w:r>
           <w:rPr>
             <w:rFonts w:ascii="Arial" w:cs="Arial" w:eastAsia="Arial" w:hAnsi="Arial"/>
@@ -109,7 +109,7 @@
         </w:rPr>
         <w:t xml:space="preserve">  |  GitHub: </w:t>
       </w:r>
-      <w:hyperlink w:history="1" r:id="rIdrz5dg2v1rc2n-54azzgpa">
+      <w:hyperlink w:history="1" r:id="rIdid33z7giwdx-_9fu8-1fn">
         <w:r>
           <w:rPr>
             <w:rFonts w:ascii="Arial" w:cs="Arial" w:eastAsia="Arial" w:hAnsi="Arial"/>
@@ -151,7 +151,7 @@
           <w:sz w:val="20"/>
           <w:szCs w:val="20"/>
         </w:rPr>
-        <w:t xml:space="preserve">Desenvolvedor Full Stack com experiência no desenvolvimento e na evolução de produtos digitais em produção. Trabalho com Node.js e React no dia a dia e com Java/Spring Boot e Angular em projetos próprios, da implementação aos testes e à publicação, usando IA como apoio e revisando o resultado.</w:t>
+        <w:t xml:space="preserve">Desenvolvedor Full Stack com experiência em produtos digitais em produção, principalmente com Node.js e React. Desenvolvo APIs, interfaces e integrações, da implementação aos testes e à publicação. Também desenvolvo projetos pessoais com Java/Spring Boot e Angular e uso IA como apoio, revisando o resultado.</w:t>
       </w:r>
     </w:p>
     <w:p>
@@ -255,7 +255,7 @@
           <w:sz w:val="20"/>
           <w:szCs w:val="20"/>
         </w:rPr>
-        <w:t xml:space="preserve">Dados: </w:t>
+        <w:t xml:space="preserve">Banco de dados e cache: </w:t>
       </w:r>
       <w:r>
         <w:rPr>
@@ -278,15 +278,15 @@
           <w:sz w:val="20"/>
           <w:szCs w:val="20"/>
         </w:rPr>
-        <w:t xml:space="preserve">Cloud e DevOps: </w:t>
-      </w:r>
-      <w:r>
-        <w:rPr>
-          <w:rFonts w:ascii="Arial" w:cs="Arial" w:eastAsia="Arial" w:hAnsi="Arial"/>
-          <w:sz w:val="20"/>
-          <w:szCs w:val="20"/>
-        </w:rPr>
-        <w:t xml:space="preserve">AWS (EC2, RDS, S3, SES), Docker, GitHub Actions (CI/CD), Sentry, Monorepo (Turborepo)</w:t>
+        <w:t xml:space="preserve">Cloud, DevOps e observabilidade: </w:t>
+      </w:r>
+      <w:r>
+        <w:rPr>
+          <w:rFonts w:ascii="Arial" w:cs="Arial" w:eastAsia="Arial" w:hAnsi="Arial"/>
+          <w:sz w:val="20"/>
+          <w:szCs w:val="20"/>
+        </w:rPr>
+        <w:t xml:space="preserve">AWS (EC2, RDS, S3, SES), Docker, GitHub Actions (CI/CD), Sentry</w:t>
       </w:r>
     </w:p>
     <w:p>
@@ -332,7 +332,7 @@
           <w:sz w:val="20"/>
           <w:szCs w:val="20"/>
         </w:rPr>
-        <w:t xml:space="preserve">Git, Scrum, Claude Code</w:t>
+        <w:t xml:space="preserve">Git, Scrum, Claude Code, GitHub Copilot</w:t>
       </w:r>
     </w:p>
     <w:p>
@@ -426,7 +426,7 @@
           <w:sz w:val="20"/>
           <w:szCs w:val="20"/>
         </w:rPr>
-        <w:t xml:space="preserve">Desenvolvi sozinho a API central e as 3 aplicações para alunos, professores e equipe, levando a plataforma de educação à produção.</w:t>
+        <w:t xml:space="preserve">Desenvolvi a API central e as 3 aplicações para alunos, professores e equipe, levando a plataforma de educação à produção.</w:t>
       </w:r>
     </w:p>
     <w:p>
@@ -483,7 +483,7 @@
           <w:sz w:val="20"/>
           <w:szCs w:val="20"/>
         </w:rPr>
-        <w:t xml:space="preserve">Desenvolvi a venda assistida (link público com QR Code PIX e validação de comprovante), que permite vender pelo WhatsApp sem o comprador ter cartão na hora.</w:t>
+        <w:t xml:space="preserve">Desenvolvi a venda assistida pelo WhatsApp com pagamento via PIX (link público com QR Code e validação de comprovante).</w:t>
       </w:r>
     </w:p>
     <w:p>
@@ -752,7 +752,7 @@
         </w:rPr>
         <w:t xml:space="preserve">  -  </w:t>
       </w:r>
-      <w:hyperlink w:history="1" r:id="rIdgtudnwrre0c7981omcrbv">
+      <w:hyperlink w:history="1" r:id="rIdp7imjdu3jlhf641_ygqor">
         <w:r>
           <w:rPr>
             <w:rFonts w:ascii="Arial" w:cs="Arial" w:eastAsia="Arial" w:hAnsi="Arial"/>
@@ -771,7 +771,7 @@
         </w:rPr>
         <w:t xml:space="preserve">  |  Demo: </w:t>
       </w:r>
-      <w:hyperlink w:history="1" r:id="rId3dtxt2jg9ui0acd2sq33e">
+      <w:hyperlink w:history="1" r:id="rId9hq153_bfozsfyyfkm5vz">
         <w:r>
           <w:rPr>
             <w:rFonts w:ascii="Arial" w:cs="Arial" w:eastAsia="Arial" w:hAnsi="Arial"/>
@@ -799,7 +799,7 @@
           <w:sz w:val="20"/>
           <w:szCs w:val="20"/>
         </w:rPr>
-        <w:t xml:space="preserve">Kanban em Angular 20 com Signals, componentes standalone, design system próprio e sessão que se renova sozinha, consumindo uma API REST em Java.</w:t>
+        <w:t xml:space="preserve">Kanban em Angular 20 com Signals, componentes standalone, design system próprio e renovação automática de sessão, consumindo uma API REST em Java.</w:t>
       </w:r>
     </w:p>
     <w:p>
@@ -824,7 +824,7 @@
         </w:rPr>
         <w:t xml:space="preserve">  -  </w:t>
       </w:r>
-      <w:hyperlink w:history="1" r:id="rIdhqtejbvugkghwmcf02dat">
+      <w:hyperlink w:history="1" r:id="rIdhhdjq2kgnsqbty8nj_vio">
         <w:r>
           <w:rPr>
             <w:rFonts w:ascii="Arial" w:cs="Arial" w:eastAsia="Arial" w:hAnsi="Arial"/>

--- a/curriculo/cv.docx
+++ b/curriculo/cv.docx
@@ -46,7 +46,7 @@
         </w:rPr>
         <w:t xml:space="preserve">Caratinga, MG  |  +55 33 99853-1528  |  </w:t>
       </w:r>
-      <w:hyperlink w:history="1" r:id="rIdhyjie5vqobagg0ww_2nyv">
+      <w:hyperlink w:history="1" r:id="rIdko7w4gqmmzdx1lp1w64m5">
         <w:r>
           <w:rPr>
             <w:rFonts w:ascii="Arial" w:cs="Arial" w:eastAsia="Arial" w:hAnsi="Arial"/>
@@ -71,7 +71,7 @@
         </w:rPr>
         <w:t xml:space="preserve">Portfólio: </w:t>
       </w:r>
-      <w:hyperlink w:history="1" r:id="rIdhftbtwnh1zbo8gkvddk2c">
+      <w:hyperlink w:history="1" r:id="rIdouqxuqkmckjttqdyg2hki">
         <w:r>
           <w:rPr>
             <w:rFonts w:ascii="Arial" w:cs="Arial" w:eastAsia="Arial" w:hAnsi="Arial"/>
@@ -90,7 +90,7 @@
         </w:rPr>
         <w:t xml:space="preserve">  |  LinkedIn: </w:t>
       </w:r>
-      <w:hyperlink w:history="1" r:id="rIdijzgbmrtmzxtjlr_ytukr">
+      <w:hyperlink w:history="1" r:id="rId6q3lvlqwxacv0npqgtqqa">
         <w:r>
           <w:rPr>
             <w:rFonts w:ascii="Arial" w:cs="Arial" w:eastAsia="Arial" w:hAnsi="Arial"/>
@@ -109,7 +109,7 @@
         </w:rPr>
         <w:t xml:space="preserve">  |  GitHub: </w:t>
       </w:r>
-      <w:hyperlink w:history="1" r:id="rIdid33z7giwdx-_9fu8-1fn">
+      <w:hyperlink w:history="1" r:id="rIdgipynv_fragewiw7umycx">
         <w:r>
           <w:rPr>
             <w:rFonts w:ascii="Arial" w:cs="Arial" w:eastAsia="Arial" w:hAnsi="Arial"/>
@@ -240,7 +240,7 @@
           <w:sz w:val="20"/>
           <w:szCs w:val="20"/>
         </w:rPr>
-        <w:t xml:space="preserve">Node.js, NestJS, APIs REST, Spring Boot, Spring Data JPA</w:t>
+        <w:t xml:space="preserve">Node.js, NestJS, APIs REST, Spring Boot, Spring Security</w:t>
       </w:r>
     </w:p>
     <w:p>
@@ -263,7 +263,7 @@
           <w:sz w:val="20"/>
           <w:szCs w:val="20"/>
         </w:rPr>
-        <w:t xml:space="preserve">PostgreSQL, Prisma, Flyway, Redis</w:t>
+        <w:t xml:space="preserve">PostgreSQL, Redis</w:t>
       </w:r>
     </w:p>
     <w:p>
@@ -278,6 +278,29 @@
           <w:sz w:val="20"/>
           <w:szCs w:val="20"/>
         </w:rPr>
+        <w:t xml:space="preserve">ORM e migrações: </w:t>
+      </w:r>
+      <w:r>
+        <w:rPr>
+          <w:rFonts w:ascii="Arial" w:cs="Arial" w:eastAsia="Arial" w:hAnsi="Arial"/>
+          <w:sz w:val="20"/>
+          <w:szCs w:val="20"/>
+        </w:rPr>
+        <w:t xml:space="preserve">Spring Data JPA, Hibernate, Prisma, Flyway</w:t>
+      </w:r>
+    </w:p>
+    <w:p>
+      <w:pPr>
+        <w:spacing w:after="28"/>
+      </w:pPr>
+      <w:r>
+        <w:rPr>
+          <w:rFonts w:ascii="Arial" w:cs="Arial" w:eastAsia="Arial" w:hAnsi="Arial"/>
+          <w:b/>
+          <w:bCs/>
+          <w:sz w:val="20"/>
+          <w:szCs w:val="20"/>
+        </w:rPr>
         <w:t xml:space="preserve">Cloud, DevOps e observabilidade: </w:t>
       </w:r>
       <w:r>
@@ -309,7 +332,7 @@
           <w:sz w:val="20"/>
           <w:szCs w:val="20"/>
         </w:rPr>
-        <w:t xml:space="preserve">testes unitários e de integração, Jest, Vitest, JUnit 5, Mockito, code review</w:t>
+        <w:t xml:space="preserve">testes unitários e de integração, Jest, Vitest, JUnit 5, code review</w:t>
       </w:r>
     </w:p>
     <w:p>
@@ -332,7 +355,7 @@
           <w:sz w:val="20"/>
           <w:szCs w:val="20"/>
         </w:rPr>
-        <w:t xml:space="preserve">Git, Scrum, Claude Code, GitHub Copilot</w:t>
+        <w:t xml:space="preserve">Git, Scrum, Claude Code</w:t>
       </w:r>
     </w:p>
     <w:p>
@@ -752,7 +775,7 @@
         </w:rPr>
         <w:t xml:space="preserve">  -  </w:t>
       </w:r>
-      <w:hyperlink w:history="1" r:id="rIdp7imjdu3jlhf641_ygqor">
+      <w:hyperlink w:history="1" r:id="rIdssev8jxnx3iytzedwpr9-">
         <w:r>
           <w:rPr>
             <w:rFonts w:ascii="Arial" w:cs="Arial" w:eastAsia="Arial" w:hAnsi="Arial"/>
@@ -771,7 +794,7 @@
         </w:rPr>
         <w:t xml:space="preserve">  |  Demo: </w:t>
       </w:r>
-      <w:hyperlink w:history="1" r:id="rId9hq153_bfozsfyyfkm5vz">
+      <w:hyperlink w:history="1" r:id="rId_7jq4d0xngiclddly8hk0">
         <w:r>
           <w:rPr>
             <w:rFonts w:ascii="Arial" w:cs="Arial" w:eastAsia="Arial" w:hAnsi="Arial"/>
@@ -824,7 +847,7 @@
         </w:rPr>
         <w:t xml:space="preserve">  -  </w:t>
       </w:r>
-      <w:hyperlink w:history="1" r:id="rIdhhdjq2kgnsqbty8nj_vio">
+      <w:hyperlink w:history="1" r:id="rIdocat3drpugvwtni1i9kzu">
         <w:r>
           <w:rPr>
             <w:rFonts w:ascii="Arial" w:cs="Arial" w:eastAsia="Arial" w:hAnsi="Arial"/>
@@ -964,7 +987,7 @@
     </w:p>
     <w:sectPr>
       <w:pgSz w:w="11906" w:h="16838" w:orient="portrait"/>
-      <w:pgMar w:top="800" w:right="800" w:bottom="800" w:left="800" w:header="708" w:footer="708" w:gutter="0"/>
+      <w:pgMar w:top="720" w:right="720" w:bottom="720" w:left="720" w:header="708" w:footer="708" w:gutter="0"/>
       <w:pgNumType/>
       <w:docGrid w:linePitch="360"/>
     </w:sectPr>

--- a/curriculo/cv.docx
+++ b/curriculo/cv.docx
@@ -46,7 +46,7 @@
         </w:rPr>
         <w:t xml:space="preserve">Caratinga, MG  |  +55 33 99853-1528  |  </w:t>
       </w:r>
-      <w:hyperlink w:history="1" r:id="rIdko7w4gqmmzdx1lp1w64m5">
+      <w:hyperlink w:history="1" r:id="rIdhyorcmerd6shyft3ft-if">
         <w:r>
           <w:rPr>
             <w:rFonts w:ascii="Arial" w:cs="Arial" w:eastAsia="Arial" w:hAnsi="Arial"/>
@@ -71,7 +71,7 @@
         </w:rPr>
         <w:t xml:space="preserve">Portfólio: </w:t>
       </w:r>
-      <w:hyperlink w:history="1" r:id="rIdouqxuqkmckjttqdyg2hki">
+      <w:hyperlink w:history="1" r:id="rIdvhclrsfotll-ipfodwmbj">
         <w:r>
           <w:rPr>
             <w:rFonts w:ascii="Arial" w:cs="Arial" w:eastAsia="Arial" w:hAnsi="Arial"/>
@@ -90,7 +90,7 @@
         </w:rPr>
         <w:t xml:space="preserve">  |  LinkedIn: </w:t>
       </w:r>
-      <w:hyperlink w:history="1" r:id="rId6q3lvlqwxacv0npqgtqqa">
+      <w:hyperlink w:history="1" r:id="rIdwi08r6gpl6wgwhfsw4zkq">
         <w:r>
           <w:rPr>
             <w:rFonts w:ascii="Arial" w:cs="Arial" w:eastAsia="Arial" w:hAnsi="Arial"/>
@@ -109,7 +109,7 @@
         </w:rPr>
         <w:t xml:space="preserve">  |  GitHub: </w:t>
       </w:r>
-      <w:hyperlink w:history="1" r:id="rIdgipynv_fragewiw7umycx">
+      <w:hyperlink w:history="1" r:id="rIdlk_-v_dsujbfhqw4uk62y">
         <w:r>
           <w:rPr>
             <w:rFonts w:ascii="Arial" w:cs="Arial" w:eastAsia="Arial" w:hAnsi="Arial"/>
@@ -468,7 +468,7 @@
           <w:sz w:val="20"/>
           <w:szCs w:val="20"/>
         </w:rPr>
-        <w:t xml:space="preserve">Implementei a cobrança no Brasil com parcelamento em até 12x, PIX e boleto, e a assinatura recorrente internacional em moeda estrangeira, integrando 2 gateways (Stripe e InfinitePay).</w:t>
+        <w:t xml:space="preserve">Implementei a cobrança no Brasil com parcelamento em até 12x, PIX e boleto pela InfinitePay, e a assinatura recorrente internacional em USD, EUR e GBP pela Stripe.</w:t>
       </w:r>
     </w:p>
     <w:p>
@@ -506,7 +506,7 @@
           <w:sz w:val="20"/>
           <w:szCs w:val="20"/>
         </w:rPr>
-        <w:t xml:space="preserve">Desenvolvi a venda assistida pelo WhatsApp com pagamento via PIX (link público com QR Code e validação de comprovante).</w:t>
+        <w:t xml:space="preserve">Desenvolvi a venda assistida pelo WhatsApp com pagamento via PIX (link público com QR Code e conferência do comprovante no painel).</w:t>
       </w:r>
     </w:p>
     <w:p>
@@ -544,7 +544,7 @@
           <w:sz w:val="20"/>
           <w:szCs w:val="20"/>
         </w:rPr>
-        <w:t xml:space="preserve">Migrei o app do aluno de uma ferramenta no-code para a API própria, levando os dados legados do agendamento (906 horários e 457 agendamentos) e tirando a empresa da dependência do fornecedor.</w:t>
+        <w:t xml:space="preserve">Migrei o app do aluno de uma ferramenta no-code para a API própria e trouxe os dados do agendador de aulas ao vivo (906 horários e 457 agendamentos exportados), tirando a empresa da dependência do fornecedor.</w:t>
       </w:r>
     </w:p>
     <w:p>
@@ -775,7 +775,7 @@
         </w:rPr>
         <w:t xml:space="preserve">  -  </w:t>
       </w:r>
-      <w:hyperlink w:history="1" r:id="rIdssev8jxnx3iytzedwpr9-">
+      <w:hyperlink w:history="1" r:id="rIduc_eddqhfgwolomcl4r4b">
         <w:r>
           <w:rPr>
             <w:rFonts w:ascii="Arial" w:cs="Arial" w:eastAsia="Arial" w:hAnsi="Arial"/>
@@ -794,7 +794,7 @@
         </w:rPr>
         <w:t xml:space="preserve">  |  Demo: </w:t>
       </w:r>
-      <w:hyperlink w:history="1" r:id="rId_7jq4d0xngiclddly8hk0">
+      <w:hyperlink w:history="1" r:id="rIdrtloeitidoznaoefelnxq">
         <w:r>
           <w:rPr>
             <w:rFonts w:ascii="Arial" w:cs="Arial" w:eastAsia="Arial" w:hAnsi="Arial"/>
@@ -847,7 +847,7 @@
         </w:rPr>
         <w:t xml:space="preserve">  -  </w:t>
       </w:r>
-      <w:hyperlink w:history="1" r:id="rIdocat3drpugvwtni1i9kzu">
+      <w:hyperlink w:history="1" r:id="rIdxszihpo87izcf2redu-fd">
         <w:r>
           <w:rPr>
             <w:rFonts w:ascii="Arial" w:cs="Arial" w:eastAsia="Arial" w:hAnsi="Arial"/>
